--- a/Unit 10 - Lighting/1- Get Started With Lighting.docx
+++ b/Unit 10 - Lighting/1- Get Started With Lighting.docx
@@ -1,6 +1,6 @@
 
 <file path=word/document.xml><?xml version="1.0" encoding="utf-8"?>
-<w:document xmlns:wpc="http://schemas.microsoft.com/office/word/2010/wordprocessingCanvas" xmlns:cx="http://schemas.microsoft.com/office/drawing/2014/chartex" xmlns:cx1="http://schemas.microsoft.com/office/drawing/2015/9/8/chartex" xmlns:cx2="http://schemas.microsoft.com/office/drawing/2015/10/21/chartex" xmlns:cx3="http://schemas.microsoft.com/office/drawing/2016/5/9/chartex" xmlns:cx4="http://schemas.microsoft.com/office/drawing/2016/5/10/chartex" xmlns:cx5="http://schemas.microsoft.com/office/drawing/2016/5/11/chartex" xmlns:cx6="http://schemas.microsoft.com/office/drawing/2016/5/12/chartex" xmlns:cx7="http://schemas.microsoft.com/office/drawing/2016/5/13/chartex" xmlns:cx8="http://schemas.microsoft.com/office/drawing/2016/5/14/chartex" xmlns:mc="http://schemas.openxmlformats.org/markup-compatibility/2006" xmlns:m="http://schemas.openxmlformats.org/officeDocument/2006/math" xmlns:aink="http://schemas.microsoft.com/office/drawing/2016/ink" xmlns:am3d="http://schemas.microsoft.com/office/drawing/2017/model3d" xmlns:oel="http://schemas.microsoft.com/office/2019/extlst" xmlns:r="http://schemas.openxmlformats.org/officeDocument/2006/relationships" xmlns:wp14="http://schemas.microsoft.com/office/word/2010/wordprocessingDrawing" xmlns:wp="http://schemas.openxmlformats.org/drawingml/2006/wordprocessingDrawing" xmlns:wpg="http://schemas.microsoft.com/office/word/2010/wordprocessingGroup" xmlns:wpi="http://schemas.microsoft.com/office/word/2010/wordprocessingInk" xmlns:wps="http://schemas.microsoft.com/office/word/2010/wordprocessingShape" xmlns:o="urn:schemas-microsoft-com:office:office" xmlns:v="urn:schemas-microsoft-com:vml" xmlns:w10="urn:schemas-microsoft-com:office:word" xmlns:w="http://schemas.openxmlformats.org/wordprocessingml/2006/main" xmlns:w14="http://schemas.microsoft.com/office/word/2010/wordml" xmlns:w15="http://schemas.microsoft.com/office/word/2012/wordml" xmlns:w16cex="http://schemas.microsoft.com/office/word/2018/wordml/cex" xmlns:w16cid="http://schemas.microsoft.com/office/word/2016/wordml/cid" xmlns:w16="http://schemas.microsoft.com/office/word/2018/wordml" xmlns:w16sdtdh="http://schemas.microsoft.com/office/word/2020/wordml/sdtdatahash" xmlns:w16sdtfl="http://schemas.microsoft.com/office/word/2024/wordml/sdtformatlock" xmlns:w16se="http://schemas.microsoft.com/office/word/2015/wordml/symex" xmlns:w16du="http://schemas.microsoft.com/office/word/2023/wordml/word16du" xmlns:wne="http://schemas.microsoft.com/office/word/2006/wordml" mc:Ignorable="w14 w15 w16se w16cid w16 w16cex w16sdtdh w16sdtfl w16du wp14">
+<w:document xmlns:wpc="http://schemas.microsoft.com/office/word/2010/wordprocessingCanvas" xmlns:cx="http://schemas.microsoft.com/office/drawing/2014/chartex" xmlns:cx1="http://schemas.microsoft.com/office/drawing/2015/9/8/chartex" xmlns:cx2="http://schemas.microsoft.com/office/drawing/2015/10/21/chartex" xmlns:cx3="http://schemas.microsoft.com/office/drawing/2016/5/9/chartex" xmlns:cx4="http://schemas.microsoft.com/office/drawing/2016/5/10/chartex" xmlns:cx5="http://schemas.microsoft.com/office/drawing/2016/5/11/chartex" xmlns:cx6="http://schemas.microsoft.com/office/drawing/2016/5/12/chartex" xmlns:cx7="http://schemas.microsoft.com/office/drawing/2016/5/13/chartex" xmlns:cx8="http://schemas.microsoft.com/office/drawing/2016/5/14/chartex" xmlns:mc="http://schemas.openxmlformats.org/markup-compatibility/2006" xmlns:aink="http://schemas.microsoft.com/office/drawing/2016/ink" xmlns:am3d="http://schemas.microsoft.com/office/drawing/2017/model3d" xmlns:o="urn:schemas-microsoft-com:office:office" xmlns:oel="http://schemas.microsoft.com/office/2019/extlst" xmlns:r="http://schemas.openxmlformats.org/officeDocument/2006/relationships" xmlns:m="http://schemas.openxmlformats.org/officeDocument/2006/math" xmlns:v="urn:schemas-microsoft-com:vml" xmlns:wp14="http://schemas.microsoft.com/office/word/2010/wordprocessingDrawing" xmlns:wp="http://schemas.openxmlformats.org/drawingml/2006/wordprocessingDrawing" xmlns:w10="urn:schemas-microsoft-com:office:word" xmlns:w="http://schemas.openxmlformats.org/wordprocessingml/2006/main" xmlns:w14="http://schemas.microsoft.com/office/word/2010/wordml" xmlns:w15="http://schemas.microsoft.com/office/word/2012/wordml" xmlns:w16cex="http://schemas.microsoft.com/office/word/2018/wordml/cex" xmlns:w16cid="http://schemas.microsoft.com/office/word/2016/wordml/cid" xmlns:w16="http://schemas.microsoft.com/office/word/2018/wordml" xmlns:w16du="http://schemas.microsoft.com/office/word/2023/wordml/word16du" xmlns:w16sdtdh="http://schemas.microsoft.com/office/word/2020/wordml/sdtdatahash" xmlns:w16sdtfl="http://schemas.microsoft.com/office/word/2024/wordml/sdtformatlock" xmlns:w16se="http://schemas.microsoft.com/office/word/2015/wordml/symex" xmlns:wpg="http://schemas.microsoft.com/office/word/2010/wordprocessingGroup" xmlns:wpi="http://schemas.microsoft.com/office/word/2010/wordprocessingInk" xmlns:wne="http://schemas.microsoft.com/office/word/2006/wordml" xmlns:wps="http://schemas.microsoft.com/office/word/2010/wordprocessingShape" mc:Ignorable="w14 w15 w16se w16cid w16 w16cex w16sdtdh w16sdtfl w16du wp14">
   <w:body>
     <w:p>
       <w:pPr>
@@ -78,7 +78,25 @@
           <w:kern w:val="0"/>
           <w14:ligatures w14:val="none"/>
         </w:rPr>
-        <w:t>By the end of this tutorial, you'll be able to:</w:t>
+        <w:t xml:space="preserve">By the end of this </w:t>
+      </w:r>
+      <w:r>
+        <w:rPr>
+          <w:rFonts w:ascii="Arial" w:eastAsia="Times New Roman" w:hAnsi="Arial" w:cs="Arial"/>
+          <w:color w:val="FFFFFF"/>
+          <w:kern w:val="0"/>
+          <w14:ligatures w14:val="none"/>
+        </w:rPr>
+        <w:t>lab</w:t>
+      </w:r>
+      <w:r>
+        <w:rPr>
+          <w:rFonts w:ascii="Arial" w:eastAsia="Times New Roman" w:hAnsi="Arial" w:cs="Arial"/>
+          <w:color w:val="FFFFFF"/>
+          <w:kern w:val="0"/>
+          <w14:ligatures w14:val="none"/>
+        </w:rPr>
+        <w:t>, you'll be able to:</w:t>
       </w:r>
     </w:p>
     <w:p>
@@ -226,7 +244,23 @@
           <w:kern w:val="0"/>
           <w14:ligatures w14:val="none"/>
         </w:rPr>
-        <w:t xml:space="preserve">In this tutorial, you’ll learn about the </w:t>
+        <w:t xml:space="preserve">In this </w:t>
+      </w:r>
+      <w:r>
+        <w:rPr>
+          <w:rFonts w:ascii="Arial" w:eastAsia="Times New Roman" w:hAnsi="Arial" w:cs="Arial"/>
+          <w:kern w:val="0"/>
+          <w14:ligatures w14:val="none"/>
+        </w:rPr>
+        <w:t>lab</w:t>
+      </w:r>
+      <w:r>
+        <w:rPr>
+          <w:rFonts w:ascii="Arial" w:eastAsia="Times New Roman" w:hAnsi="Arial" w:cs="Arial"/>
+          <w:kern w:val="0"/>
+          <w14:ligatures w14:val="none"/>
+        </w:rPr>
+        <w:t xml:space="preserve">, you’ll learn about the </w:t>
       </w:r>
       <w:r>
         <w:rPr>
@@ -246,26 +280,6 @@
           <w14:ligatures w14:val="none"/>
         </w:rPr>
         <w:t xml:space="preserve"> learning experience and the role of a lighting artist in real-time experience creation. You’ll also review scientific fundamentals about the behavior of light.</w:t>
-      </w:r>
-    </w:p>
-    <w:p>
-      <w:pPr>
-        <w:shd w:val="clear" w:color="auto" w:fill="FFFFFF"/>
-        <w:spacing w:after="0" w:line="240" w:lineRule="auto"/>
-        <w:rPr>
-          <w:rFonts w:ascii="Times New Roman" w:eastAsia="Times New Roman" w:hAnsi="Times New Roman" w:cs="Times New Roman"/>
-          <w:kern w:val="0"/>
-          <w14:ligatures w14:val="none"/>
-        </w:rPr>
-      </w:pPr>
-      <w:r>
-        <w:rPr>
-          <w:rFonts w:ascii="Times New Roman" w:eastAsia="Times New Roman" w:hAnsi="Times New Roman" w:cs="Times New Roman"/>
-          <w:kern w:val="0"/>
-          <w:bdr w:val="single" w:sz="2" w:space="0" w:color="E6E6E6" w:frame="1"/>
-          <w14:ligatures w14:val="none"/>
-        </w:rPr>
-        <w:t>Mark step incomplete</w:t>
       </w:r>
     </w:p>
     <w:p>
@@ -302,31 +316,6 @@
           <w14:ligatures w14:val="none"/>
         </w:rPr>
         <w:t>2. Before you begin</w:t>
-      </w:r>
-    </w:p>
-    <w:p>
-      <w:pPr>
-        <w:shd w:val="clear" w:color="auto" w:fill="FFFFFF"/>
-        <w:spacing w:after="0" w:line="240" w:lineRule="auto"/>
-        <w:rPr>
-          <w:rFonts w:ascii="Times New Roman" w:eastAsia="Times New Roman" w:hAnsi="Times New Roman" w:cs="Times New Roman"/>
-          <w:kern w:val="0"/>
-          <w14:ligatures w14:val="none"/>
-        </w:rPr>
-      </w:pPr>
-      <w:r>
-        <w:rPr>
-          <w:rFonts w:ascii="Arial" w:eastAsia="Times New Roman" w:hAnsi="Arial" w:cs="Arial"/>
-          <w:b/>
-          <w:bCs/>
-          <w:spacing w:val="13"/>
-          <w:kern w:val="0"/>
-          <w:sz w:val="21"/>
-          <w:szCs w:val="21"/>
-          <w:bdr w:val="single" w:sz="2" w:space="0" w:color="E6E6E6" w:frame="1"/>
-          <w14:ligatures w14:val="none"/>
-        </w:rPr>
-        <w:t>Q&amp;A (0)</w:t>
       </w:r>
     </w:p>
     <w:p>
@@ -702,7 +691,23 @@
           <w:kern w:val="0"/>
           <w14:ligatures w14:val="none"/>
         </w:rPr>
-        <w:t xml:space="preserve"> from Tutorial Materials.</w:t>
+        <w:t xml:space="preserve"> from </w:t>
+      </w:r>
+      <w:r>
+        <w:rPr>
+          <w:rFonts w:ascii="Arial" w:eastAsia="Times New Roman" w:hAnsi="Arial" w:cs="Arial"/>
+          <w:kern w:val="0"/>
+          <w14:ligatures w14:val="none"/>
+        </w:rPr>
+        <w:t>Lab</w:t>
+      </w:r>
+      <w:r>
+        <w:rPr>
+          <w:rFonts w:ascii="Arial" w:eastAsia="Times New Roman" w:hAnsi="Arial" w:cs="Arial"/>
+          <w:kern w:val="0"/>
+          <w14:ligatures w14:val="none"/>
+        </w:rPr>
+        <w:t xml:space="preserve"> Materials.</w:t>
       </w:r>
     </w:p>
     <w:p>
@@ -792,26 +797,6 @@
     </w:p>
     <w:p>
       <w:pPr>
-        <w:shd w:val="clear" w:color="auto" w:fill="FFFFFF"/>
-        <w:spacing w:after="0" w:line="240" w:lineRule="auto"/>
-        <w:rPr>
-          <w:rFonts w:ascii="Times New Roman" w:eastAsia="Times New Roman" w:hAnsi="Times New Roman" w:cs="Times New Roman"/>
-          <w:kern w:val="0"/>
-          <w14:ligatures w14:val="none"/>
-        </w:rPr>
-      </w:pPr>
-      <w:r>
-        <w:rPr>
-          <w:rFonts w:ascii="Times New Roman" w:eastAsia="Times New Roman" w:hAnsi="Times New Roman" w:cs="Times New Roman"/>
-          <w:kern w:val="0"/>
-          <w:bdr w:val="single" w:sz="2" w:space="0" w:color="E6E6E6" w:frame="1"/>
-          <w14:ligatures w14:val="none"/>
-        </w:rPr>
-        <w:t>Mark step incomplete</w:t>
-      </w:r>
-    </w:p>
-    <w:p>
-      <w:pPr>
         <w:pBdr>
           <w:top w:val="single" w:sz="2" w:space="0" w:color="E6E6E6"/>
           <w:left w:val="single" w:sz="2" w:space="0" w:color="E6E6E6"/>
@@ -848,31 +833,6 @@
     </w:p>
     <w:p>
       <w:pPr>
-        <w:shd w:val="clear" w:color="auto" w:fill="FFFFFF"/>
-        <w:spacing w:after="0" w:line="240" w:lineRule="auto"/>
-        <w:rPr>
-          <w:rFonts w:ascii="Times New Roman" w:eastAsia="Times New Roman" w:hAnsi="Times New Roman" w:cs="Times New Roman"/>
-          <w:kern w:val="0"/>
-          <w14:ligatures w14:val="none"/>
-        </w:rPr>
-      </w:pPr>
-      <w:r>
-        <w:rPr>
-          <w:rFonts w:ascii="Arial" w:eastAsia="Times New Roman" w:hAnsi="Arial" w:cs="Arial"/>
-          <w:b/>
-          <w:bCs/>
-          <w:spacing w:val="13"/>
-          <w:kern w:val="0"/>
-          <w:sz w:val="21"/>
-          <w:szCs w:val="21"/>
-          <w:bdr w:val="single" w:sz="2" w:space="0" w:color="E6E6E6" w:frame="1"/>
-          <w14:ligatures w14:val="none"/>
-        </w:rPr>
-        <w:t>Q&amp;A (0)</w:t>
-      </w:r>
-    </w:p>
-    <w:p>
-      <w:pPr>
         <w:pBdr>
           <w:top w:val="single" w:sz="2" w:space="0" w:color="E6E6E6"/>
           <w:left w:val="single" w:sz="2" w:space="0" w:color="E6E6E6"/>
@@ -1022,7 +982,23 @@
           <w14:ligatures w14:val="none"/>
         </w:rPr>
         <w:lastRenderedPageBreak/>
-        <w:t>As you progress through a sequence of tutorials, you’ll light an indoor and outdoor space in the Unity Editor and learn about the fundamental principles of lighting for Unity experiences along the way. You’ll finish by applying what you’ve learned to complete your own lighting study.</w:t>
+        <w:t xml:space="preserve">As you progress through a sequence of </w:t>
+      </w:r>
+      <w:r>
+        <w:rPr>
+          <w:rFonts w:ascii="Arial" w:eastAsia="Times New Roman" w:hAnsi="Arial" w:cs="Arial"/>
+          <w:kern w:val="0"/>
+          <w14:ligatures w14:val="none"/>
+        </w:rPr>
+        <w:t>lab</w:t>
+      </w:r>
+      <w:r>
+        <w:rPr>
+          <w:rFonts w:ascii="Arial" w:eastAsia="Times New Roman" w:hAnsi="Arial" w:cs="Arial"/>
+          <w:kern w:val="0"/>
+          <w14:ligatures w14:val="none"/>
+        </w:rPr>
+        <w:t>s, you’ll light an indoor and outdoor space in the Unity Editor and learn about the fundamental principles of lighting for Unity experiences along the way. You’ll finish by applying what you’ve learned to complete your own lighting study.</w:t>
       </w:r>
     </w:p>
     <w:p>
@@ -1133,169 +1109,6 @@
           <w:right w:val="single" w:sz="2" w:space="0" w:color="E6E6E6"/>
         </w:pBdr>
         <w:shd w:val="clear" w:color="auto" w:fill="FFFFFF"/>
-        <w:spacing w:after="0" w:line="330" w:lineRule="atLeast"/>
-        <w:outlineLvl w:val="3"/>
-        <w:rPr>
-          <w:rFonts w:ascii="Arial" w:eastAsia="Times New Roman" w:hAnsi="Arial" w:cs="Arial"/>
-          <w:b/>
-          <w:bCs/>
-          <w:kern w:val="0"/>
-          <w14:ligatures w14:val="none"/>
-        </w:rPr>
-      </w:pPr>
-      <w:r>
-        <w:rPr>
-          <w:rFonts w:ascii="Arial" w:eastAsia="Times New Roman" w:hAnsi="Arial" w:cs="Arial"/>
-          <w:b/>
-          <w:bCs/>
-          <w:kern w:val="0"/>
-          <w14:ligatures w14:val="none"/>
-        </w:rPr>
-        <w:t>Expert creator insights</w:t>
-      </w:r>
-    </w:p>
-    <w:p>
-      <w:pPr>
-        <w:pBdr>
-          <w:top w:val="single" w:sz="2" w:space="0" w:color="E6E6E6"/>
-          <w:left w:val="single" w:sz="2" w:space="0" w:color="E6E6E6"/>
-          <w:bottom w:val="single" w:sz="2" w:space="0" w:color="E6E6E6"/>
-          <w:right w:val="single" w:sz="2" w:space="0" w:color="E6E6E6"/>
-        </w:pBdr>
-        <w:shd w:val="clear" w:color="auto" w:fill="FFFFFF"/>
-        <w:spacing w:after="0" w:line="360" w:lineRule="atLeast"/>
-        <w:rPr>
-          <w:rFonts w:ascii="Arial" w:eastAsia="Times New Roman" w:hAnsi="Arial" w:cs="Arial"/>
-          <w:kern w:val="0"/>
-          <w14:ligatures w14:val="none"/>
-        </w:rPr>
-      </w:pPr>
-      <w:r>
-        <w:rPr>
-          <w:rFonts w:ascii="Arial" w:eastAsia="Times New Roman" w:hAnsi="Arial" w:cs="Arial"/>
-          <w:kern w:val="0"/>
-          <w14:ligatures w14:val="none"/>
-        </w:rPr>
-        <w:t>As you work through this learning experience, you’ll hear from two expert creators sharing their expertise and perspectives on the role of a lighting artist in real-time industries:</w:t>
-      </w:r>
-    </w:p>
-    <w:p>
-      <w:pPr>
-        <w:numPr>
-          <w:ilvl w:val="0"/>
-          <w:numId w:val="3"/>
-        </w:numPr>
-        <w:pBdr>
-          <w:top w:val="single" w:sz="2" w:space="0" w:color="E6E6E6"/>
-          <w:left w:val="single" w:sz="2" w:space="15" w:color="E6E6E6"/>
-          <w:bottom w:val="single" w:sz="2" w:space="0" w:color="E6E6E6"/>
-          <w:right w:val="single" w:sz="2" w:space="0" w:color="E6E6E6"/>
-        </w:pBdr>
-        <w:shd w:val="clear" w:color="auto" w:fill="FFFFFF"/>
-        <w:spacing w:before="100" w:beforeAutospacing="1" w:after="100" w:afterAutospacing="1" w:line="360" w:lineRule="atLeast"/>
-        <w:rPr>
-          <w:rFonts w:ascii="Arial" w:eastAsia="Times New Roman" w:hAnsi="Arial" w:cs="Arial"/>
-          <w:kern w:val="0"/>
-          <w14:ligatures w14:val="none"/>
-        </w:rPr>
-      </w:pPr>
-      <w:hyperlink r:id="rId10" w:tgtFrame="_self" w:history="1">
-        <w:r>
-          <w:rPr>
-            <w:rFonts w:ascii="Arial" w:eastAsia="Times New Roman" w:hAnsi="Arial" w:cs="Arial"/>
-            <w:b/>
-            <w:bCs/>
-            <w:color w:val="0000FF"/>
-            <w:kern w:val="0"/>
-            <w:u w:val="single"/>
-            <w:bdr w:val="single" w:sz="2" w:space="0" w:color="E6E6E6" w:frame="1"/>
-            <w14:ligatures w14:val="none"/>
-          </w:rPr>
-          <w:t>Nora Shramek</w:t>
-        </w:r>
-      </w:hyperlink>
-      <w:r>
-        <w:rPr>
-          <w:rFonts w:ascii="Arial" w:eastAsia="Times New Roman" w:hAnsi="Arial" w:cs="Arial"/>
-          <w:kern w:val="0"/>
-          <w14:ligatures w14:val="none"/>
-        </w:rPr>
-        <w:t>, Senior Lighting and Rendering Artist at Unity</w:t>
-      </w:r>
-    </w:p>
-    <w:p>
-      <w:pPr>
-        <w:numPr>
-          <w:ilvl w:val="0"/>
-          <w:numId w:val="3"/>
-        </w:numPr>
-        <w:pBdr>
-          <w:top w:val="single" w:sz="2" w:space="0" w:color="E6E6E6"/>
-          <w:left w:val="single" w:sz="2" w:space="15" w:color="E6E6E6"/>
-          <w:bottom w:val="single" w:sz="2" w:space="0" w:color="E6E6E6"/>
-          <w:right w:val="single" w:sz="2" w:space="0" w:color="E6E6E6"/>
-        </w:pBdr>
-        <w:shd w:val="clear" w:color="auto" w:fill="FFFFFF"/>
-        <w:spacing w:before="100" w:beforeAutospacing="1" w:after="100" w:afterAutospacing="1" w:line="360" w:lineRule="atLeast"/>
-        <w:rPr>
-          <w:rFonts w:ascii="Arial" w:eastAsia="Times New Roman" w:hAnsi="Arial" w:cs="Arial"/>
-          <w:kern w:val="0"/>
-          <w14:ligatures w14:val="none"/>
-        </w:rPr>
-      </w:pPr>
-      <w:hyperlink r:id="rId11" w:tgtFrame="_self" w:history="1">
-        <w:r>
-          <w:rPr>
-            <w:rFonts w:ascii="Arial" w:eastAsia="Times New Roman" w:hAnsi="Arial" w:cs="Arial"/>
-            <w:b/>
-            <w:bCs/>
-            <w:color w:val="0000FF"/>
-            <w:kern w:val="0"/>
-            <w:u w:val="single"/>
-            <w:bdr w:val="single" w:sz="2" w:space="0" w:color="E6E6E6" w:frame="1"/>
-            <w14:ligatures w14:val="none"/>
-          </w:rPr>
-          <w:t>Ben Radcliffe</w:t>
-        </w:r>
-      </w:hyperlink>
-      <w:r>
-        <w:rPr>
-          <w:rFonts w:ascii="Arial" w:eastAsia="Times New Roman" w:hAnsi="Arial" w:cs="Arial"/>
-          <w:kern w:val="0"/>
-          <w14:ligatures w14:val="none"/>
-        </w:rPr>
-        <w:t>, Media and Entertainment Senior Advocate at Unity</w:t>
-      </w:r>
-    </w:p>
-    <w:p>
-      <w:pPr>
-        <w:shd w:val="clear" w:color="auto" w:fill="FFFFFF"/>
-        <w:spacing w:after="0" w:line="240" w:lineRule="auto"/>
-        <w:rPr>
-          <w:rFonts w:ascii="Times New Roman" w:eastAsia="Times New Roman" w:hAnsi="Times New Roman" w:cs="Times New Roman"/>
-          <w:kern w:val="0"/>
-          <w14:ligatures w14:val="none"/>
-        </w:rPr>
-      </w:pPr>
-      <w:r>
-        <w:rPr>
-          <w:rFonts w:ascii="Times New Roman" w:eastAsia="Times New Roman" w:hAnsi="Times New Roman" w:cs="Times New Roman"/>
-          <w:kern w:val="0"/>
-          <w:bdr w:val="single" w:sz="2" w:space="0" w:color="E6E6E6" w:frame="1"/>
-          <w14:ligatures w14:val="none"/>
-        </w:rPr>
-        <w:t>Mark step incomplete</w:t>
-      </w:r>
-    </w:p>
-    <w:p>
-      <w:pPr>
-        <w:pBdr>
-          <w:top w:val="single" w:sz="2" w:space="0" w:color="E6E6E6"/>
-          <w:left w:val="single" w:sz="2" w:space="0" w:color="E6E6E6"/>
-          <w:bottom w:val="single" w:sz="2" w:space="0" w:color="E6E6E6"/>
-          <w:right w:val="single" w:sz="2" w:space="0" w:color="E6E6E6"/>
-        </w:pBdr>
-        <w:shd w:val="clear" w:color="auto" w:fill="FFFFFF"/>
         <w:spacing w:after="0" w:line="750" w:lineRule="atLeast"/>
         <w:outlineLvl w:val="1"/>
         <w:rPr>
@@ -1325,6 +1138,50 @@
     </w:p>
     <w:p>
       <w:pPr>
+        <w:pBdr>
+          <w:top w:val="single" w:sz="2" w:space="0" w:color="E6E6E6"/>
+          <w:left w:val="single" w:sz="2" w:space="0" w:color="E6E6E6"/>
+          <w:bottom w:val="single" w:sz="2" w:space="0" w:color="E6E6E6"/>
+          <w:right w:val="single" w:sz="2" w:space="0" w:color="E6E6E6"/>
+        </w:pBdr>
+        <w:shd w:val="clear" w:color="auto" w:fill="FFFFFF"/>
+        <w:spacing w:before="100" w:beforeAutospacing="1" w:after="100" w:afterAutospacing="1" w:line="360" w:lineRule="atLeast"/>
+        <w:rPr>
+          <w:rFonts w:ascii="Arial" w:eastAsia="Times New Roman" w:hAnsi="Arial" w:cs="Arial"/>
+          <w:kern w:val="0"/>
+          <w14:ligatures w14:val="none"/>
+        </w:rPr>
+      </w:pPr>
+      <w:r>
+        <w:rPr>
+          <w:rFonts w:ascii="Arial" w:eastAsia="Times New Roman" w:hAnsi="Arial" w:cs="Arial"/>
+          <w:kern w:val="0"/>
+          <w14:ligatures w14:val="none"/>
+        </w:rPr>
+        <w:t xml:space="preserve">Look at the following image and note down all the </w:t>
+      </w:r>
+      <w:r>
+        <w:rPr>
+          <w:rFonts w:ascii="Arial" w:eastAsia="Times New Roman" w:hAnsi="Arial" w:cs="Arial"/>
+          <w:b/>
+          <w:bCs/>
+          <w:kern w:val="0"/>
+          <w:bdr w:val="single" w:sz="2" w:space="0" w:color="E6E6E6" w:frame="1"/>
+          <w14:ligatures w14:val="none"/>
+        </w:rPr>
+        <w:t>sources of light</w:t>
+      </w:r>
+      <w:r>
+        <w:rPr>
+          <w:rFonts w:ascii="Arial" w:eastAsia="Times New Roman" w:hAnsi="Arial" w:cs="Arial"/>
+          <w:kern w:val="0"/>
+          <w14:ligatures w14:val="none"/>
+        </w:rPr>
+        <w:t xml:space="preserve"> that you can identify. If you have any additional thoughts about the lighting, you can add those to your notes too.</w:t>
+      </w:r>
+    </w:p>
+    <w:p>
+      <w:pPr>
         <w:shd w:val="clear" w:color="auto" w:fill="FFFFFF"/>
         <w:spacing w:after="0" w:line="240" w:lineRule="auto"/>
         <w:rPr>
@@ -1335,80 +1192,10 @@
       </w:pPr>
       <w:r>
         <w:rPr>
-          <w:rFonts w:ascii="Arial" w:eastAsia="Times New Roman" w:hAnsi="Arial" w:cs="Arial"/>
-          <w:b/>
-          <w:bCs/>
-          <w:spacing w:val="13"/>
-          <w:kern w:val="0"/>
-          <w:sz w:val="21"/>
-          <w:szCs w:val="21"/>
-          <w:bdr w:val="single" w:sz="2" w:space="0" w:color="E6E6E6" w:frame="1"/>
-          <w14:ligatures w14:val="none"/>
-        </w:rPr>
-        <w:t>Q&amp;A (0)</w:t>
-      </w:r>
-    </w:p>
-    <w:p>
-      <w:pPr>
-        <w:pBdr>
-          <w:top w:val="single" w:sz="2" w:space="0" w:color="E6E6E6"/>
-          <w:left w:val="single" w:sz="2" w:space="0" w:color="E6E6E6"/>
-          <w:bottom w:val="single" w:sz="2" w:space="0" w:color="E6E6E6"/>
-          <w:right w:val="single" w:sz="2" w:space="0" w:color="E6E6E6"/>
-        </w:pBdr>
-        <w:shd w:val="clear" w:color="auto" w:fill="FFFFFF"/>
-        <w:spacing w:before="100" w:beforeAutospacing="1" w:after="100" w:afterAutospacing="1" w:line="360" w:lineRule="atLeast"/>
-        <w:rPr>
-          <w:rFonts w:ascii="Arial" w:eastAsia="Times New Roman" w:hAnsi="Arial" w:cs="Arial"/>
-          <w:kern w:val="0"/>
-          <w14:ligatures w14:val="none"/>
-        </w:rPr>
-      </w:pPr>
-      <w:r>
-        <w:rPr>
-          <w:rFonts w:ascii="Arial" w:eastAsia="Times New Roman" w:hAnsi="Arial" w:cs="Arial"/>
-          <w:kern w:val="0"/>
-          <w14:ligatures w14:val="none"/>
-        </w:rPr>
-        <w:t xml:space="preserve">Look at the following image and note down all the </w:t>
-      </w:r>
-      <w:r>
-        <w:rPr>
-          <w:rFonts w:ascii="Arial" w:eastAsia="Times New Roman" w:hAnsi="Arial" w:cs="Arial"/>
-          <w:b/>
-          <w:bCs/>
-          <w:kern w:val="0"/>
-          <w:bdr w:val="single" w:sz="2" w:space="0" w:color="E6E6E6" w:frame="1"/>
-          <w14:ligatures w14:val="none"/>
-        </w:rPr>
-        <w:t>sources of light</w:t>
-      </w:r>
-      <w:r>
-        <w:rPr>
-          <w:rFonts w:ascii="Arial" w:eastAsia="Times New Roman" w:hAnsi="Arial" w:cs="Arial"/>
-          <w:kern w:val="0"/>
-          <w14:ligatures w14:val="none"/>
-        </w:rPr>
-        <w:t xml:space="preserve"> that you can identify. If you have any additional thoughts about the lighting, you can add those to your notes too.</w:t>
-      </w:r>
-    </w:p>
-    <w:p>
-      <w:pPr>
-        <w:shd w:val="clear" w:color="auto" w:fill="FFFFFF"/>
-        <w:spacing w:after="0" w:line="240" w:lineRule="auto"/>
-        <w:rPr>
           <w:rFonts w:ascii="Times New Roman" w:eastAsia="Times New Roman" w:hAnsi="Times New Roman" w:cs="Times New Roman"/>
           <w:kern w:val="0"/>
           <w14:ligatures w14:val="none"/>
         </w:rPr>
-      </w:pPr>
-      <w:r>
-        <w:rPr>
-          <w:rFonts w:ascii="Times New Roman" w:eastAsia="Times New Roman" w:hAnsi="Times New Roman" w:cs="Times New Roman"/>
-          <w:kern w:val="0"/>
-          <w14:ligatures w14:val="none"/>
-        </w:rPr>
-        <w:lastRenderedPageBreak/>
         <w:fldChar w:fldCharType="begin"/>
       </w:r>
       <w:r>
@@ -1452,7 +1239,7 @@
                     </pic:cNvPicPr>
                   </pic:nvPicPr>
                   <pic:blipFill>
-                    <a:blip r:embed="rId12" cstate="print">
+                    <a:blip r:embed="rId10" cstate="print">
                       <a:extLst>
                         <a:ext uri="{28A0092B-C50C-407E-A947-70E740481C1C}">
                           <a14:useLocalDpi xmlns:a14="http://schemas.microsoft.com/office/drawing/2010/main" val="0"/>
@@ -1544,6 +1331,7 @@
           <w:kern w:val="0"/>
           <w14:ligatures w14:val="none"/>
         </w:rPr>
+        <w:lastRenderedPageBreak/>
         <w:t>Check your work</w:t>
       </w:r>
     </w:p>
@@ -1661,26 +1449,6 @@
     </w:p>
     <w:p>
       <w:pPr>
-        <w:shd w:val="clear" w:color="auto" w:fill="FFFFFF"/>
-        <w:spacing w:after="0" w:line="240" w:lineRule="auto"/>
-        <w:rPr>
-          <w:rFonts w:ascii="Times New Roman" w:eastAsia="Times New Roman" w:hAnsi="Times New Roman" w:cs="Times New Roman"/>
-          <w:kern w:val="0"/>
-          <w14:ligatures w14:val="none"/>
-        </w:rPr>
-      </w:pPr>
-      <w:r>
-        <w:rPr>
-          <w:rFonts w:ascii="Times New Roman" w:eastAsia="Times New Roman" w:hAnsi="Times New Roman" w:cs="Times New Roman"/>
-          <w:kern w:val="0"/>
-          <w:bdr w:val="single" w:sz="2" w:space="0" w:color="E6E6E6" w:frame="1"/>
-          <w14:ligatures w14:val="none"/>
-        </w:rPr>
-        <w:t>Mark step incomplete</w:t>
-      </w:r>
-    </w:p>
-    <w:p>
-      <w:pPr>
         <w:pBdr>
           <w:top w:val="single" w:sz="2" w:space="0" w:color="E6E6E6"/>
           <w:left w:val="single" w:sz="2" w:space="0" w:color="E6E6E6"/>
@@ -1717,31 +1485,6 @@
     </w:p>
     <w:p>
       <w:pPr>
-        <w:shd w:val="clear" w:color="auto" w:fill="FFFFFF"/>
-        <w:spacing w:after="0" w:line="240" w:lineRule="auto"/>
-        <w:rPr>
-          <w:rFonts w:ascii="Times New Roman" w:eastAsia="Times New Roman" w:hAnsi="Times New Roman" w:cs="Times New Roman"/>
-          <w:kern w:val="0"/>
-          <w14:ligatures w14:val="none"/>
-        </w:rPr>
-      </w:pPr>
-      <w:r>
-        <w:rPr>
-          <w:rFonts w:ascii="Arial" w:eastAsia="Times New Roman" w:hAnsi="Arial" w:cs="Arial"/>
-          <w:b/>
-          <w:bCs/>
-          <w:spacing w:val="13"/>
-          <w:kern w:val="0"/>
-          <w:sz w:val="21"/>
-          <w:szCs w:val="21"/>
-          <w:bdr w:val="single" w:sz="2" w:space="0" w:color="E6E6E6" w:frame="1"/>
-          <w14:ligatures w14:val="none"/>
-        </w:rPr>
-        <w:t>Q&amp;A (0)</w:t>
-      </w:r>
-    </w:p>
-    <w:p>
-      <w:pPr>
         <w:pBdr>
           <w:top w:val="single" w:sz="2" w:space="0" w:color="E6E6E6"/>
           <w:left w:val="single" w:sz="2" w:space="0" w:color="E6E6E6"/>
@@ -1817,70 +1560,70 @@
           <w:kern w:val="0"/>
           <w14:ligatures w14:val="none"/>
         </w:rPr>
+        <w:t>The properties of light</w:t>
+      </w:r>
+    </w:p>
+    <w:p>
+      <w:pPr>
+        <w:pBdr>
+          <w:top w:val="single" w:sz="2" w:space="0" w:color="E6E6E6"/>
+          <w:left w:val="single" w:sz="2" w:space="0" w:color="E6E6E6"/>
+          <w:bottom w:val="single" w:sz="2" w:space="0" w:color="E6E6E6"/>
+          <w:right w:val="single" w:sz="2" w:space="0" w:color="E6E6E6"/>
+        </w:pBdr>
+        <w:shd w:val="clear" w:color="auto" w:fill="FFFFFF"/>
+        <w:spacing w:before="100" w:beforeAutospacing="1" w:after="100" w:afterAutospacing="1" w:line="360" w:lineRule="atLeast"/>
+        <w:rPr>
+          <w:rFonts w:ascii="Arial" w:eastAsia="Times New Roman" w:hAnsi="Arial" w:cs="Arial"/>
+          <w:kern w:val="0"/>
+          <w14:ligatures w14:val="none"/>
+        </w:rPr>
+      </w:pPr>
+      <w:r>
+        <w:rPr>
+          <w:rFonts w:ascii="Arial" w:eastAsia="Times New Roman" w:hAnsi="Arial" w:cs="Arial"/>
+          <w:kern w:val="0"/>
+          <w14:ligatures w14:val="none"/>
+        </w:rPr>
+        <w:t xml:space="preserve">All light needs a </w:t>
+      </w:r>
+      <w:r>
+        <w:rPr>
+          <w:rFonts w:ascii="Arial" w:eastAsia="Times New Roman" w:hAnsi="Arial" w:cs="Arial"/>
+          <w:b/>
+          <w:bCs/>
+          <w:kern w:val="0"/>
+          <w:bdr w:val="single" w:sz="2" w:space="0" w:color="E6E6E6" w:frame="1"/>
+          <w14:ligatures w14:val="none"/>
+        </w:rPr>
+        <w:t>source</w:t>
+      </w:r>
+      <w:r>
+        <w:rPr>
+          <w:rFonts w:ascii="Arial" w:eastAsia="Times New Roman" w:hAnsi="Arial" w:cs="Arial"/>
+          <w:kern w:val="0"/>
+          <w14:ligatures w14:val="none"/>
+        </w:rPr>
+        <w:t xml:space="preserve"> — something that emits it, like the sun or a light bulb. Light is energy that travels from that source in straight lines in the form of waves.</w:t>
+      </w:r>
+    </w:p>
+    <w:p>
+      <w:pPr>
+        <w:shd w:val="clear" w:color="auto" w:fill="FFFFFF"/>
+        <w:spacing w:after="0" w:line="240" w:lineRule="auto"/>
+        <w:rPr>
+          <w:rFonts w:ascii="Times New Roman" w:eastAsia="Times New Roman" w:hAnsi="Times New Roman" w:cs="Times New Roman"/>
+          <w:kern w:val="0"/>
+          <w14:ligatures w14:val="none"/>
+        </w:rPr>
+      </w:pPr>
+      <w:r>
+        <w:rPr>
+          <w:rFonts w:ascii="Times New Roman" w:eastAsia="Times New Roman" w:hAnsi="Times New Roman" w:cs="Times New Roman"/>
+          <w:kern w:val="0"/>
+          <w14:ligatures w14:val="none"/>
+        </w:rPr>
         <w:lastRenderedPageBreak/>
-        <w:t>The properties of light</w:t>
-      </w:r>
-    </w:p>
-    <w:p>
-      <w:pPr>
-        <w:pBdr>
-          <w:top w:val="single" w:sz="2" w:space="0" w:color="E6E6E6"/>
-          <w:left w:val="single" w:sz="2" w:space="0" w:color="E6E6E6"/>
-          <w:bottom w:val="single" w:sz="2" w:space="0" w:color="E6E6E6"/>
-          <w:right w:val="single" w:sz="2" w:space="0" w:color="E6E6E6"/>
-        </w:pBdr>
-        <w:shd w:val="clear" w:color="auto" w:fill="FFFFFF"/>
-        <w:spacing w:before="100" w:beforeAutospacing="1" w:after="100" w:afterAutospacing="1" w:line="360" w:lineRule="atLeast"/>
-        <w:rPr>
-          <w:rFonts w:ascii="Arial" w:eastAsia="Times New Roman" w:hAnsi="Arial" w:cs="Arial"/>
-          <w:kern w:val="0"/>
-          <w14:ligatures w14:val="none"/>
-        </w:rPr>
-      </w:pPr>
-      <w:r>
-        <w:rPr>
-          <w:rFonts w:ascii="Arial" w:eastAsia="Times New Roman" w:hAnsi="Arial" w:cs="Arial"/>
-          <w:kern w:val="0"/>
-          <w14:ligatures w14:val="none"/>
-        </w:rPr>
-        <w:t xml:space="preserve">All light needs a </w:t>
-      </w:r>
-      <w:r>
-        <w:rPr>
-          <w:rFonts w:ascii="Arial" w:eastAsia="Times New Roman" w:hAnsi="Arial" w:cs="Arial"/>
-          <w:b/>
-          <w:bCs/>
-          <w:kern w:val="0"/>
-          <w:bdr w:val="single" w:sz="2" w:space="0" w:color="E6E6E6" w:frame="1"/>
-          <w14:ligatures w14:val="none"/>
-        </w:rPr>
-        <w:t>source</w:t>
-      </w:r>
-      <w:r>
-        <w:rPr>
-          <w:rFonts w:ascii="Arial" w:eastAsia="Times New Roman" w:hAnsi="Arial" w:cs="Arial"/>
-          <w:kern w:val="0"/>
-          <w14:ligatures w14:val="none"/>
-        </w:rPr>
-        <w:t xml:space="preserve"> — something that emits it, like the sun or a light bulb. Light is energy that travels from that source in straight lines in the form of waves.</w:t>
-      </w:r>
-    </w:p>
-    <w:p>
-      <w:pPr>
-        <w:shd w:val="clear" w:color="auto" w:fill="FFFFFF"/>
-        <w:spacing w:after="0" w:line="240" w:lineRule="auto"/>
-        <w:rPr>
-          <w:rFonts w:ascii="Times New Roman" w:eastAsia="Times New Roman" w:hAnsi="Times New Roman" w:cs="Times New Roman"/>
-          <w:kern w:val="0"/>
-          <w14:ligatures w14:val="none"/>
-        </w:rPr>
-      </w:pPr>
-      <w:r>
-        <w:rPr>
-          <w:rFonts w:ascii="Times New Roman" w:eastAsia="Times New Roman" w:hAnsi="Times New Roman" w:cs="Times New Roman"/>
-          <w:kern w:val="0"/>
-          <w14:ligatures w14:val="none"/>
-        </w:rPr>
         <w:fldChar w:fldCharType="begin"/>
       </w:r>
       <w:r>
@@ -1919,6 +1662,976 @@
                 <pic:pic xmlns:pic="http://schemas.openxmlformats.org/drawingml/2006/picture">
                   <pic:nvPicPr>
                     <pic:cNvPr id="0" name="Picture 2"/>
+                    <pic:cNvPicPr>
+                      <a:picLocks noChangeAspect="1" noChangeArrowheads="1"/>
+                    </pic:cNvPicPr>
+                  </pic:nvPicPr>
+                  <pic:blipFill>
+                    <a:blip r:embed="rId11" cstate="print">
+                      <a:extLst>
+                        <a:ext uri="{28A0092B-C50C-407E-A947-70E740481C1C}">
+                          <a14:useLocalDpi xmlns:a14="http://schemas.microsoft.com/office/drawing/2010/main" val="0"/>
+                        </a:ext>
+                      </a:extLst>
+                    </a:blip>
+                    <a:srcRect/>
+                    <a:stretch>
+                      <a:fillRect/>
+                    </a:stretch>
+                  </pic:blipFill>
+                  <pic:spPr bwMode="auto">
+                    <a:xfrm>
+                      <a:off x="0" y="0"/>
+                      <a:ext cx="5943600" cy="3343910"/>
+                    </a:xfrm>
+                    <a:prstGeom prst="rect">
+                      <a:avLst/>
+                    </a:prstGeom>
+                    <a:noFill/>
+                    <a:ln>
+                      <a:noFill/>
+                    </a:ln>
+                  </pic:spPr>
+                </pic:pic>
+              </a:graphicData>
+            </a:graphic>
+          </wp:inline>
+        </w:drawing>
+      </w:r>
+      <w:r>
+        <w:rPr>
+          <w:rFonts w:ascii="Times New Roman" w:eastAsia="Times New Roman" w:hAnsi="Times New Roman" w:cs="Times New Roman"/>
+          <w:kern w:val="0"/>
+          <w14:ligatures w14:val="none"/>
+        </w:rPr>
+        <w:fldChar w:fldCharType="end"/>
+      </w:r>
+    </w:p>
+    <w:p>
+      <w:pPr>
+        <w:pBdr>
+          <w:top w:val="single" w:sz="2" w:space="0" w:color="E6E6E6"/>
+          <w:left w:val="single" w:sz="2" w:space="0" w:color="E6E6E6"/>
+          <w:bottom w:val="single" w:sz="2" w:space="0" w:color="E6E6E6"/>
+          <w:right w:val="single" w:sz="2" w:space="0" w:color="E6E6E6"/>
+        </w:pBdr>
+        <w:shd w:val="clear" w:color="auto" w:fill="FFFFFF"/>
+        <w:spacing w:after="0" w:line="360" w:lineRule="atLeast"/>
+        <w:rPr>
+          <w:rFonts w:ascii="Arial" w:eastAsia="Times New Roman" w:hAnsi="Arial" w:cs="Arial"/>
+          <w:kern w:val="0"/>
+          <w14:ligatures w14:val="none"/>
+        </w:rPr>
+      </w:pPr>
+      <w:r>
+        <w:rPr>
+          <w:rFonts w:ascii="Arial" w:eastAsia="Times New Roman" w:hAnsi="Arial" w:cs="Arial"/>
+          <w:kern w:val="0"/>
+          <w14:ligatures w14:val="none"/>
+        </w:rPr>
+        <w:t>There are three key properties of that source that impact the light:</w:t>
+      </w:r>
+    </w:p>
+    <w:p>
+      <w:pPr>
+        <w:numPr>
+          <w:ilvl w:val="0"/>
+          <w:numId w:val="5"/>
+        </w:numPr>
+        <w:pBdr>
+          <w:top w:val="single" w:sz="2" w:space="0" w:color="E6E6E6"/>
+          <w:left w:val="single" w:sz="2" w:space="15" w:color="E6E6E6"/>
+          <w:bottom w:val="single" w:sz="2" w:space="0" w:color="E6E6E6"/>
+          <w:right w:val="single" w:sz="2" w:space="0" w:color="E6E6E6"/>
+        </w:pBdr>
+        <w:shd w:val="clear" w:color="auto" w:fill="FFFFFF"/>
+        <w:spacing w:before="100" w:beforeAutospacing="1" w:after="100" w:afterAutospacing="1" w:line="360" w:lineRule="atLeast"/>
+        <w:rPr>
+          <w:rFonts w:ascii="Arial" w:eastAsia="Times New Roman" w:hAnsi="Arial" w:cs="Arial"/>
+          <w:kern w:val="0"/>
+          <w14:ligatures w14:val="none"/>
+        </w:rPr>
+      </w:pPr>
+      <w:r>
+        <w:rPr>
+          <w:rFonts w:ascii="Arial" w:eastAsia="Times New Roman" w:hAnsi="Arial" w:cs="Arial"/>
+          <w:kern w:val="0"/>
+          <w14:ligatures w14:val="none"/>
+        </w:rPr>
+        <w:t xml:space="preserve">Its </w:t>
+      </w:r>
+      <w:r>
+        <w:rPr>
+          <w:rFonts w:ascii="Arial" w:eastAsia="Times New Roman" w:hAnsi="Arial" w:cs="Arial"/>
+          <w:b/>
+          <w:bCs/>
+          <w:kern w:val="0"/>
+          <w:bdr w:val="single" w:sz="2" w:space="0" w:color="E6E6E6" w:frame="1"/>
+          <w14:ligatures w14:val="none"/>
+        </w:rPr>
+        <w:t>shape</w:t>
+      </w:r>
+      <w:r>
+        <w:rPr>
+          <w:rFonts w:ascii="Arial" w:eastAsia="Times New Roman" w:hAnsi="Arial" w:cs="Arial"/>
+          <w:kern w:val="0"/>
+          <w14:ligatures w14:val="none"/>
+        </w:rPr>
+        <w:t xml:space="preserve"> will determine the </w:t>
+      </w:r>
+      <w:r>
+        <w:rPr>
+          <w:rFonts w:ascii="Arial" w:eastAsia="Times New Roman" w:hAnsi="Arial" w:cs="Arial"/>
+          <w:b/>
+          <w:bCs/>
+          <w:kern w:val="0"/>
+          <w:bdr w:val="single" w:sz="2" w:space="0" w:color="E6E6E6" w:frame="1"/>
+          <w14:ligatures w14:val="none"/>
+        </w:rPr>
+        <w:t>direction</w:t>
+      </w:r>
+      <w:r>
+        <w:rPr>
+          <w:rFonts w:ascii="Arial" w:eastAsia="Times New Roman" w:hAnsi="Arial" w:cs="Arial"/>
+          <w:kern w:val="0"/>
+          <w14:ligatures w14:val="none"/>
+        </w:rPr>
+        <w:t xml:space="preserve"> in which the light waves are emitted.</w:t>
+      </w:r>
+    </w:p>
+    <w:p>
+      <w:pPr>
+        <w:numPr>
+          <w:ilvl w:val="0"/>
+          <w:numId w:val="5"/>
+        </w:numPr>
+        <w:pBdr>
+          <w:top w:val="single" w:sz="2" w:space="0" w:color="E6E6E6"/>
+          <w:left w:val="single" w:sz="2" w:space="15" w:color="E6E6E6"/>
+          <w:bottom w:val="single" w:sz="2" w:space="0" w:color="E6E6E6"/>
+          <w:right w:val="single" w:sz="2" w:space="0" w:color="E6E6E6"/>
+        </w:pBdr>
+        <w:shd w:val="clear" w:color="auto" w:fill="FFFFFF"/>
+        <w:spacing w:before="100" w:beforeAutospacing="1" w:after="100" w:afterAutospacing="1" w:line="360" w:lineRule="atLeast"/>
+        <w:rPr>
+          <w:rFonts w:ascii="Arial" w:eastAsia="Times New Roman" w:hAnsi="Arial" w:cs="Arial"/>
+          <w:kern w:val="0"/>
+          <w14:ligatures w14:val="none"/>
+        </w:rPr>
+      </w:pPr>
+      <w:r>
+        <w:rPr>
+          <w:rFonts w:ascii="Arial" w:eastAsia="Times New Roman" w:hAnsi="Arial" w:cs="Arial"/>
+          <w:kern w:val="0"/>
+          <w14:ligatures w14:val="none"/>
+        </w:rPr>
+        <w:t xml:space="preserve">Its </w:t>
+      </w:r>
+      <w:r>
+        <w:rPr>
+          <w:rFonts w:ascii="Arial" w:eastAsia="Times New Roman" w:hAnsi="Arial" w:cs="Arial"/>
+          <w:b/>
+          <w:bCs/>
+          <w:kern w:val="0"/>
+          <w:bdr w:val="single" w:sz="2" w:space="0" w:color="E6E6E6" w:frame="1"/>
+          <w14:ligatures w14:val="none"/>
+        </w:rPr>
+        <w:t xml:space="preserve">size </w:t>
+      </w:r>
+      <w:r>
+        <w:rPr>
+          <w:rFonts w:ascii="Arial" w:eastAsia="Times New Roman" w:hAnsi="Arial" w:cs="Arial"/>
+          <w:kern w:val="0"/>
+          <w14:ligatures w14:val="none"/>
+        </w:rPr>
+        <w:t xml:space="preserve">will determine the </w:t>
+      </w:r>
+      <w:r>
+        <w:rPr>
+          <w:rFonts w:ascii="Arial" w:eastAsia="Times New Roman" w:hAnsi="Arial" w:cs="Arial"/>
+          <w:b/>
+          <w:bCs/>
+          <w:kern w:val="0"/>
+          <w:bdr w:val="single" w:sz="2" w:space="0" w:color="E6E6E6" w:frame="1"/>
+          <w14:ligatures w14:val="none"/>
+        </w:rPr>
+        <w:t>area</w:t>
+      </w:r>
+      <w:r>
+        <w:rPr>
+          <w:rFonts w:ascii="Arial" w:eastAsia="Times New Roman" w:hAnsi="Arial" w:cs="Arial"/>
+          <w:kern w:val="0"/>
+          <w14:ligatures w14:val="none"/>
+        </w:rPr>
+        <w:t xml:space="preserve"> that the light impacts.</w:t>
+      </w:r>
+    </w:p>
+    <w:p>
+      <w:pPr>
+        <w:numPr>
+          <w:ilvl w:val="0"/>
+          <w:numId w:val="5"/>
+        </w:numPr>
+        <w:pBdr>
+          <w:top w:val="single" w:sz="2" w:space="0" w:color="E6E6E6"/>
+          <w:left w:val="single" w:sz="2" w:space="15" w:color="E6E6E6"/>
+          <w:bottom w:val="single" w:sz="2" w:space="0" w:color="E6E6E6"/>
+          <w:right w:val="single" w:sz="2" w:space="0" w:color="E6E6E6"/>
+        </w:pBdr>
+        <w:shd w:val="clear" w:color="auto" w:fill="FFFFFF"/>
+        <w:spacing w:before="100" w:beforeAutospacing="1" w:after="100" w:afterAutospacing="1" w:line="360" w:lineRule="atLeast"/>
+        <w:rPr>
+          <w:rFonts w:ascii="Arial" w:eastAsia="Times New Roman" w:hAnsi="Arial" w:cs="Arial"/>
+          <w:kern w:val="0"/>
+          <w14:ligatures w14:val="none"/>
+        </w:rPr>
+      </w:pPr>
+      <w:r>
+        <w:rPr>
+          <w:rFonts w:ascii="Arial" w:eastAsia="Times New Roman" w:hAnsi="Arial" w:cs="Arial"/>
+          <w:kern w:val="0"/>
+          <w14:ligatures w14:val="none"/>
+        </w:rPr>
+        <w:t xml:space="preserve">Its </w:t>
+      </w:r>
+      <w:r>
+        <w:rPr>
+          <w:rFonts w:ascii="Arial" w:eastAsia="Times New Roman" w:hAnsi="Arial" w:cs="Arial"/>
+          <w:b/>
+          <w:bCs/>
+          <w:kern w:val="0"/>
+          <w:bdr w:val="single" w:sz="2" w:space="0" w:color="E6E6E6" w:frame="1"/>
+          <w14:ligatures w14:val="none"/>
+        </w:rPr>
+        <w:t>strength</w:t>
+      </w:r>
+      <w:r>
+        <w:rPr>
+          <w:rFonts w:ascii="Arial" w:eastAsia="Times New Roman" w:hAnsi="Arial" w:cs="Arial"/>
+          <w:kern w:val="0"/>
+          <w14:ligatures w14:val="none"/>
+        </w:rPr>
+        <w:t xml:space="preserve"> (or </w:t>
+      </w:r>
+      <w:r>
+        <w:rPr>
+          <w:rFonts w:ascii="Arial" w:eastAsia="Times New Roman" w:hAnsi="Arial" w:cs="Arial"/>
+          <w:b/>
+          <w:bCs/>
+          <w:kern w:val="0"/>
+          <w:bdr w:val="single" w:sz="2" w:space="0" w:color="E6E6E6" w:frame="1"/>
+          <w14:ligatures w14:val="none"/>
+        </w:rPr>
+        <w:t>intensity</w:t>
+      </w:r>
+      <w:r>
+        <w:rPr>
+          <w:rFonts w:ascii="Arial" w:eastAsia="Times New Roman" w:hAnsi="Arial" w:cs="Arial"/>
+          <w:kern w:val="0"/>
+          <w14:ligatures w14:val="none"/>
+        </w:rPr>
+        <w:t>) will determine how far those light waves can travel and how bright it is.</w:t>
+      </w:r>
+    </w:p>
+    <w:p>
+      <w:pPr>
+        <w:pBdr>
+          <w:top w:val="single" w:sz="2" w:space="0" w:color="E6E6E6"/>
+          <w:left w:val="single" w:sz="2" w:space="0" w:color="E6E6E6"/>
+          <w:bottom w:val="single" w:sz="2" w:space="0" w:color="E6E6E6"/>
+          <w:right w:val="single" w:sz="2" w:space="0" w:color="E6E6E6"/>
+        </w:pBdr>
+        <w:shd w:val="clear" w:color="auto" w:fill="FFFFFF"/>
+        <w:spacing w:before="100" w:beforeAutospacing="1" w:after="100" w:afterAutospacing="1" w:line="360" w:lineRule="atLeast"/>
+        <w:rPr>
+          <w:rFonts w:ascii="Arial" w:eastAsia="Times New Roman" w:hAnsi="Arial" w:cs="Arial"/>
+          <w:kern w:val="0"/>
+          <w14:ligatures w14:val="none"/>
+        </w:rPr>
+      </w:pPr>
+      <w:r>
+        <w:rPr>
+          <w:rFonts w:ascii="Arial" w:eastAsia="Times New Roman" w:hAnsi="Arial" w:cs="Arial"/>
+          <w:kern w:val="0"/>
+          <w14:ligatures w14:val="none"/>
+        </w:rPr>
+        <w:t>Consider these three properties for a flashlight. The light bulb that emits light is small (size) and circular (shape), but it is strong enough to light that small area brightly (intensity).</w:t>
+      </w:r>
+    </w:p>
+    <w:p>
+      <w:pPr>
+        <w:pBdr>
+          <w:top w:val="single" w:sz="2" w:space="0" w:color="E6E6E6"/>
+          <w:left w:val="single" w:sz="2" w:space="0" w:color="E6E6E6"/>
+          <w:bottom w:val="single" w:sz="2" w:space="0" w:color="E6E6E6"/>
+          <w:right w:val="single" w:sz="2" w:space="0" w:color="E6E6E6"/>
+        </w:pBdr>
+        <w:shd w:val="clear" w:color="auto" w:fill="FFFFFF"/>
+        <w:spacing w:after="0" w:line="750" w:lineRule="atLeast"/>
+        <w:outlineLvl w:val="1"/>
+        <w:rPr>
+          <w:rFonts w:ascii="Arial" w:eastAsia="Times New Roman" w:hAnsi="Arial" w:cs="Arial"/>
+          <w:b/>
+          <w:bCs/>
+          <w:spacing w:val="-11"/>
+          <w:kern w:val="0"/>
+          <w:sz w:val="57"/>
+          <w:szCs w:val="57"/>
+          <w14:ligatures w14:val="none"/>
+        </w:rPr>
+      </w:pPr>
+      <w:r>
+        <w:rPr>
+          <w:rFonts w:ascii="Arial" w:eastAsia="Times New Roman" w:hAnsi="Arial" w:cs="Arial"/>
+          <w:b/>
+          <w:bCs/>
+          <w:spacing w:val="-11"/>
+          <w:kern w:val="0"/>
+          <w:sz w:val="57"/>
+          <w:szCs w:val="57"/>
+          <w14:ligatures w14:val="none"/>
+        </w:rPr>
+        <w:t>6. How do you perceive light?</w:t>
+      </w:r>
+    </w:p>
+    <w:p>
+      <w:pPr>
+        <w:pBdr>
+          <w:top w:val="single" w:sz="2" w:space="0" w:color="E6E6E6"/>
+          <w:left w:val="single" w:sz="2" w:space="0" w:color="E6E6E6"/>
+          <w:bottom w:val="single" w:sz="2" w:space="0" w:color="E6E6E6"/>
+          <w:right w:val="single" w:sz="2" w:space="0" w:color="E6E6E6"/>
+        </w:pBdr>
+        <w:shd w:val="clear" w:color="auto" w:fill="FFFFFF"/>
+        <w:spacing w:after="0" w:line="360" w:lineRule="atLeast"/>
+        <w:rPr>
+          <w:rFonts w:ascii="Arial" w:eastAsia="Times New Roman" w:hAnsi="Arial" w:cs="Arial"/>
+          <w:kern w:val="0"/>
+          <w14:ligatures w14:val="none"/>
+        </w:rPr>
+      </w:pPr>
+      <w:r>
+        <w:rPr>
+          <w:rFonts w:ascii="Arial" w:eastAsia="Times New Roman" w:hAnsi="Arial" w:cs="Arial"/>
+          <w:kern w:val="0"/>
+          <w14:ligatures w14:val="none"/>
+        </w:rPr>
+        <w:t>For someone or something to perceive light, two things are required:</w:t>
+      </w:r>
+    </w:p>
+    <w:p>
+      <w:pPr>
+        <w:numPr>
+          <w:ilvl w:val="0"/>
+          <w:numId w:val="6"/>
+        </w:numPr>
+        <w:pBdr>
+          <w:top w:val="single" w:sz="2" w:space="0" w:color="E6E6E6"/>
+          <w:left w:val="single" w:sz="2" w:space="15" w:color="E6E6E6"/>
+          <w:bottom w:val="single" w:sz="2" w:space="0" w:color="E6E6E6"/>
+          <w:right w:val="single" w:sz="2" w:space="0" w:color="E6E6E6"/>
+        </w:pBdr>
+        <w:shd w:val="clear" w:color="auto" w:fill="FFFFFF"/>
+        <w:spacing w:before="100" w:beforeAutospacing="1" w:after="100" w:afterAutospacing="1" w:line="360" w:lineRule="atLeast"/>
+        <w:rPr>
+          <w:rFonts w:ascii="Arial" w:eastAsia="Times New Roman" w:hAnsi="Arial" w:cs="Arial"/>
+          <w:kern w:val="0"/>
+          <w14:ligatures w14:val="none"/>
+        </w:rPr>
+      </w:pPr>
+      <w:r>
+        <w:rPr>
+          <w:rFonts w:ascii="Arial" w:eastAsia="Times New Roman" w:hAnsi="Arial" w:cs="Arial"/>
+          <w:kern w:val="0"/>
+          <w14:ligatures w14:val="none"/>
+        </w:rPr>
+        <w:t xml:space="preserve">A </w:t>
+      </w:r>
+      <w:r>
+        <w:rPr>
+          <w:rFonts w:ascii="Arial" w:eastAsia="Times New Roman" w:hAnsi="Arial" w:cs="Arial"/>
+          <w:b/>
+          <w:bCs/>
+          <w:kern w:val="0"/>
+          <w:bdr w:val="single" w:sz="2" w:space="0" w:color="E6E6E6" w:frame="1"/>
+          <w14:ligatures w14:val="none"/>
+        </w:rPr>
+        <w:t>light source,</w:t>
+      </w:r>
+      <w:r>
+        <w:rPr>
+          <w:rFonts w:ascii="Arial" w:eastAsia="Times New Roman" w:hAnsi="Arial" w:cs="Arial"/>
+          <w:kern w:val="0"/>
+          <w14:ligatures w14:val="none"/>
+        </w:rPr>
+        <w:t xml:space="preserve"> which emits light, like a light bulb or the sun.</w:t>
+      </w:r>
+    </w:p>
+    <w:p>
+      <w:pPr>
+        <w:numPr>
+          <w:ilvl w:val="0"/>
+          <w:numId w:val="6"/>
+        </w:numPr>
+        <w:pBdr>
+          <w:top w:val="single" w:sz="2" w:space="0" w:color="E6E6E6"/>
+          <w:left w:val="single" w:sz="2" w:space="15" w:color="E6E6E6"/>
+          <w:bottom w:val="single" w:sz="2" w:space="0" w:color="E6E6E6"/>
+          <w:right w:val="single" w:sz="2" w:space="0" w:color="E6E6E6"/>
+        </w:pBdr>
+        <w:shd w:val="clear" w:color="auto" w:fill="FFFFFF"/>
+        <w:spacing w:before="100" w:beforeAutospacing="1" w:after="100" w:afterAutospacing="1" w:line="360" w:lineRule="atLeast"/>
+        <w:rPr>
+          <w:rFonts w:ascii="Arial" w:eastAsia="Times New Roman" w:hAnsi="Arial" w:cs="Arial"/>
+          <w:kern w:val="0"/>
+          <w14:ligatures w14:val="none"/>
+        </w:rPr>
+      </w:pPr>
+      <w:r>
+        <w:rPr>
+          <w:rFonts w:ascii="Arial" w:eastAsia="Times New Roman" w:hAnsi="Arial" w:cs="Arial"/>
+          <w:kern w:val="0"/>
+          <w14:ligatures w14:val="none"/>
+        </w:rPr>
+        <w:t xml:space="preserve">A </w:t>
+      </w:r>
+      <w:r>
+        <w:rPr>
+          <w:rFonts w:ascii="Arial" w:eastAsia="Times New Roman" w:hAnsi="Arial" w:cs="Arial"/>
+          <w:b/>
+          <w:bCs/>
+          <w:kern w:val="0"/>
+          <w:bdr w:val="single" w:sz="2" w:space="0" w:color="E6E6E6" w:frame="1"/>
+          <w14:ligatures w14:val="none"/>
+        </w:rPr>
+        <w:t>light sensor</w:t>
+      </w:r>
+      <w:r>
+        <w:rPr>
+          <w:rFonts w:ascii="Arial" w:eastAsia="Times New Roman" w:hAnsi="Arial" w:cs="Arial"/>
+          <w:kern w:val="0"/>
+          <w14:ligatures w14:val="none"/>
+        </w:rPr>
+        <w:t xml:space="preserve"> to receive it, like the retina in your eye or the image sensor in a digital camera.</w:t>
+      </w:r>
+    </w:p>
+    <w:p>
+      <w:pPr>
+        <w:pBdr>
+          <w:top w:val="single" w:sz="2" w:space="0" w:color="E6E6E6"/>
+          <w:left w:val="single" w:sz="2" w:space="0" w:color="E6E6E6"/>
+          <w:bottom w:val="single" w:sz="2" w:space="0" w:color="E6E6E6"/>
+          <w:right w:val="single" w:sz="2" w:space="0" w:color="E6E6E6"/>
+        </w:pBdr>
+        <w:shd w:val="clear" w:color="auto" w:fill="FFFFFF"/>
+        <w:spacing w:before="100" w:beforeAutospacing="1" w:after="100" w:afterAutospacing="1" w:line="360" w:lineRule="atLeast"/>
+        <w:rPr>
+          <w:rFonts w:ascii="Arial" w:eastAsia="Times New Roman" w:hAnsi="Arial" w:cs="Arial"/>
+          <w:kern w:val="0"/>
+          <w14:ligatures w14:val="none"/>
+        </w:rPr>
+      </w:pPr>
+      <w:r>
+        <w:rPr>
+          <w:rFonts w:ascii="Arial" w:eastAsia="Times New Roman" w:hAnsi="Arial" w:cs="Arial"/>
+          <w:kern w:val="0"/>
+          <w14:ligatures w14:val="none"/>
+        </w:rPr>
+        <w:t>When you see an object, the information that you are receiving is light waves bouncing off that object and hitting your light sensor — your eye’s retina.</w:t>
+      </w:r>
+    </w:p>
+    <w:p>
+      <w:pPr>
+        <w:shd w:val="clear" w:color="auto" w:fill="FFFFFF"/>
+        <w:spacing w:after="0" w:line="240" w:lineRule="auto"/>
+        <w:rPr>
+          <w:rFonts w:ascii="Times New Roman" w:eastAsia="Times New Roman" w:hAnsi="Times New Roman" w:cs="Times New Roman"/>
+          <w:kern w:val="0"/>
+          <w14:ligatures w14:val="none"/>
+        </w:rPr>
+      </w:pPr>
+      <w:r>
+        <w:rPr>
+          <w:rFonts w:ascii="Times New Roman" w:eastAsia="Times New Roman" w:hAnsi="Times New Roman" w:cs="Times New Roman"/>
+          <w:kern w:val="0"/>
+          <w14:ligatures w14:val="none"/>
+        </w:rPr>
+        <w:lastRenderedPageBreak/>
+        <w:fldChar w:fldCharType="begin"/>
+      </w:r>
+      <w:r>
+        <w:rPr>
+          <w:rFonts w:ascii="Times New Roman" w:eastAsia="Times New Roman" w:hAnsi="Times New Roman" w:cs="Times New Roman"/>
+          <w:kern w:val="0"/>
+          <w14:ligatures w14:val="none"/>
+        </w:rPr>
+        <w:instrText xml:space="preserve"> INCLUDEPICTURE "https://connect-mediagw.unity.com/h1/20211122/learn/images/3a324a58-24d3-4599-ae6b-e6699d0d909e_CC_Light_Graphic_3.png" \* MERGEFORMATINET </w:instrText>
+      </w:r>
+      <w:r>
+        <w:rPr>
+          <w:rFonts w:ascii="Times New Roman" w:eastAsia="Times New Roman" w:hAnsi="Times New Roman" w:cs="Times New Roman"/>
+          <w:kern w:val="0"/>
+          <w14:ligatures w14:val="none"/>
+        </w:rPr>
+        <w:fldChar w:fldCharType="separate"/>
+      </w:r>
+      <w:r>
+        <w:rPr>
+          <w:rFonts w:ascii="Times New Roman" w:eastAsia="Times New Roman" w:hAnsi="Times New Roman" w:cs="Times New Roman"/>
+          <w:noProof/>
+          <w:kern w:val="0"/>
+          <w14:ligatures w14:val="none"/>
+        </w:rPr>
+        <w:drawing>
+          <wp:inline distT="0" distB="0" distL="0" distR="0" wp14:anchorId="61BDFC10" wp14:editId="073C0CDA">
+            <wp:extent cx="5943600" cy="3343910"/>
+            <wp:effectExtent l="0" t="0" r="0" b="0"/>
+            <wp:docPr id="1812072544" name="Picture 2"/>
+            <wp:cNvGraphicFramePr>
+              <a:graphicFrameLocks xmlns:a="http://schemas.openxmlformats.org/drawingml/2006/main" noChangeAspect="1"/>
+            </wp:cNvGraphicFramePr>
+            <a:graphic xmlns:a="http://schemas.openxmlformats.org/drawingml/2006/main">
+              <a:graphicData uri="http://schemas.openxmlformats.org/drawingml/2006/picture">
+                <pic:pic xmlns:pic="http://schemas.openxmlformats.org/drawingml/2006/picture">
+                  <pic:nvPicPr>
+                    <pic:cNvPr id="0" name="Picture 3"/>
+                    <pic:cNvPicPr>
+                      <a:picLocks noChangeAspect="1" noChangeArrowheads="1"/>
+                    </pic:cNvPicPr>
+                  </pic:nvPicPr>
+                  <pic:blipFill>
+                    <a:blip r:embed="rId12" cstate="print">
+                      <a:extLst>
+                        <a:ext uri="{28A0092B-C50C-407E-A947-70E740481C1C}">
+                          <a14:useLocalDpi xmlns:a14="http://schemas.microsoft.com/office/drawing/2010/main" val="0"/>
+                        </a:ext>
+                      </a:extLst>
+                    </a:blip>
+                    <a:srcRect/>
+                    <a:stretch>
+                      <a:fillRect/>
+                    </a:stretch>
+                  </pic:blipFill>
+                  <pic:spPr bwMode="auto">
+                    <a:xfrm>
+                      <a:off x="0" y="0"/>
+                      <a:ext cx="5943600" cy="3343910"/>
+                    </a:xfrm>
+                    <a:prstGeom prst="rect">
+                      <a:avLst/>
+                    </a:prstGeom>
+                    <a:noFill/>
+                    <a:ln>
+                      <a:noFill/>
+                    </a:ln>
+                  </pic:spPr>
+                </pic:pic>
+              </a:graphicData>
+            </a:graphic>
+          </wp:inline>
+        </w:drawing>
+      </w:r>
+      <w:r>
+        <w:rPr>
+          <w:rFonts w:ascii="Times New Roman" w:eastAsia="Times New Roman" w:hAnsi="Times New Roman" w:cs="Times New Roman"/>
+          <w:kern w:val="0"/>
+          <w14:ligatures w14:val="none"/>
+        </w:rPr>
+        <w:fldChar w:fldCharType="end"/>
+      </w:r>
+    </w:p>
+    <w:p>
+      <w:pPr>
+        <w:pBdr>
+          <w:top w:val="single" w:sz="2" w:space="0" w:color="E6E6E6"/>
+          <w:left w:val="single" w:sz="2" w:space="0" w:color="E6E6E6"/>
+          <w:bottom w:val="single" w:sz="2" w:space="0" w:color="E6E6E6"/>
+          <w:right w:val="single" w:sz="2" w:space="0" w:color="E6E6E6"/>
+        </w:pBdr>
+        <w:shd w:val="clear" w:color="auto" w:fill="FFFFFF"/>
+        <w:spacing w:after="0" w:line="360" w:lineRule="atLeast"/>
+        <w:rPr>
+          <w:rFonts w:ascii="Arial" w:eastAsia="Times New Roman" w:hAnsi="Arial" w:cs="Arial"/>
+          <w:kern w:val="0"/>
+          <w14:ligatures w14:val="none"/>
+        </w:rPr>
+      </w:pPr>
+      <w:r>
+        <w:rPr>
+          <w:rFonts w:ascii="Arial" w:eastAsia="Times New Roman" w:hAnsi="Arial" w:cs="Arial"/>
+          <w:kern w:val="0"/>
+          <w14:ligatures w14:val="none"/>
+        </w:rPr>
+        <w:t xml:space="preserve">This is the process called </w:t>
+      </w:r>
+      <w:r>
+        <w:rPr>
+          <w:rFonts w:ascii="Arial" w:eastAsia="Times New Roman" w:hAnsi="Arial" w:cs="Arial"/>
+          <w:b/>
+          <w:bCs/>
+          <w:kern w:val="0"/>
+          <w:bdr w:val="single" w:sz="2" w:space="0" w:color="E6E6E6" w:frame="1"/>
+          <w14:ligatures w14:val="none"/>
+        </w:rPr>
+        <w:t>reflection</w:t>
+      </w:r>
+      <w:r>
+        <w:rPr>
+          <w:rFonts w:ascii="Arial" w:eastAsia="Times New Roman" w:hAnsi="Arial" w:cs="Arial"/>
+          <w:kern w:val="0"/>
+          <w14:ligatures w14:val="none"/>
+        </w:rPr>
+        <w:t>. There are two kinds of reflection:</w:t>
+      </w:r>
+    </w:p>
+    <w:p>
+      <w:pPr>
+        <w:numPr>
+          <w:ilvl w:val="0"/>
+          <w:numId w:val="7"/>
+        </w:numPr>
+        <w:pBdr>
+          <w:top w:val="single" w:sz="2" w:space="0" w:color="E6E6E6"/>
+          <w:left w:val="single" w:sz="2" w:space="15" w:color="E6E6E6"/>
+          <w:bottom w:val="single" w:sz="2" w:space="0" w:color="E6E6E6"/>
+          <w:right w:val="single" w:sz="2" w:space="0" w:color="E6E6E6"/>
+        </w:pBdr>
+        <w:shd w:val="clear" w:color="auto" w:fill="FFFFFF"/>
+        <w:spacing w:before="100" w:beforeAutospacing="1" w:after="100" w:afterAutospacing="1" w:line="360" w:lineRule="atLeast"/>
+        <w:rPr>
+          <w:rFonts w:ascii="Arial" w:eastAsia="Times New Roman" w:hAnsi="Arial" w:cs="Arial"/>
+          <w:kern w:val="0"/>
+          <w14:ligatures w14:val="none"/>
+        </w:rPr>
+      </w:pPr>
+      <w:r>
+        <w:rPr>
+          <w:rFonts w:ascii="Arial" w:eastAsia="Times New Roman" w:hAnsi="Arial" w:cs="Arial"/>
+          <w:kern w:val="0"/>
+          <w14:ligatures w14:val="none"/>
+        </w:rPr>
+        <w:t>When light waves hit a very smooth surface and create a mirror image.</w:t>
+      </w:r>
+    </w:p>
+    <w:p>
+      <w:pPr>
+        <w:numPr>
+          <w:ilvl w:val="0"/>
+          <w:numId w:val="7"/>
+        </w:numPr>
+        <w:pBdr>
+          <w:top w:val="single" w:sz="2" w:space="0" w:color="E6E6E6"/>
+          <w:left w:val="single" w:sz="2" w:space="15" w:color="E6E6E6"/>
+          <w:bottom w:val="single" w:sz="2" w:space="0" w:color="E6E6E6"/>
+          <w:right w:val="single" w:sz="2" w:space="0" w:color="E6E6E6"/>
+        </w:pBdr>
+        <w:shd w:val="clear" w:color="auto" w:fill="FFFFFF"/>
+        <w:spacing w:before="100" w:beforeAutospacing="1" w:after="100" w:afterAutospacing="1" w:line="360" w:lineRule="atLeast"/>
+        <w:rPr>
+          <w:rFonts w:ascii="Arial" w:eastAsia="Times New Roman" w:hAnsi="Arial" w:cs="Arial"/>
+          <w:kern w:val="0"/>
+          <w14:ligatures w14:val="none"/>
+        </w:rPr>
+      </w:pPr>
+      <w:r>
+        <w:rPr>
+          <w:rFonts w:ascii="Arial" w:eastAsia="Times New Roman" w:hAnsi="Arial" w:cs="Arial"/>
+          <w:kern w:val="0"/>
+          <w14:ligatures w14:val="none"/>
+        </w:rPr>
+        <w:t xml:space="preserve">When light waves hit a non-smooth surface, some energy is absorbed and the rest is </w:t>
+      </w:r>
+      <w:proofErr w:type="gramStart"/>
+      <w:r>
+        <w:rPr>
+          <w:rFonts w:ascii="Arial" w:eastAsia="Times New Roman" w:hAnsi="Arial" w:cs="Arial"/>
+          <w:kern w:val="0"/>
+          <w14:ligatures w14:val="none"/>
+        </w:rPr>
+        <w:t>reflected back</w:t>
+      </w:r>
+      <w:proofErr w:type="gramEnd"/>
+      <w:r>
+        <w:rPr>
+          <w:rFonts w:ascii="Arial" w:eastAsia="Times New Roman" w:hAnsi="Arial" w:cs="Arial"/>
+          <w:kern w:val="0"/>
+          <w14:ligatures w14:val="none"/>
+        </w:rPr>
+        <w:t xml:space="preserve"> in all sorts of different directions.</w:t>
+      </w:r>
+    </w:p>
+    <w:p>
+      <w:pPr>
+        <w:pBdr>
+          <w:top w:val="single" w:sz="2" w:space="0" w:color="E6E6E6"/>
+          <w:left w:val="single" w:sz="2" w:space="0" w:color="E6E6E6"/>
+          <w:bottom w:val="single" w:sz="2" w:space="0" w:color="E6E6E6"/>
+          <w:right w:val="single" w:sz="2" w:space="0" w:color="E6E6E6"/>
+        </w:pBdr>
+        <w:shd w:val="clear" w:color="auto" w:fill="FFFFFF"/>
+        <w:spacing w:after="0" w:line="750" w:lineRule="atLeast"/>
+        <w:outlineLvl w:val="1"/>
+        <w:rPr>
+          <w:rFonts w:ascii="Arial" w:eastAsia="Times New Roman" w:hAnsi="Arial" w:cs="Arial"/>
+          <w:b/>
+          <w:bCs/>
+          <w:spacing w:val="-11"/>
+          <w:kern w:val="0"/>
+          <w:sz w:val="57"/>
+          <w:szCs w:val="57"/>
+          <w14:ligatures w14:val="none"/>
+        </w:rPr>
+      </w:pPr>
+      <w:r>
+        <w:rPr>
+          <w:rFonts w:ascii="Arial" w:eastAsia="Times New Roman" w:hAnsi="Arial" w:cs="Arial"/>
+          <w:b/>
+          <w:bCs/>
+          <w:spacing w:val="-11"/>
+          <w:kern w:val="0"/>
+          <w:sz w:val="57"/>
+          <w:szCs w:val="57"/>
+          <w14:ligatures w14:val="none"/>
+        </w:rPr>
+        <w:t>7. What changes the direction of light?</w:t>
+      </w:r>
+    </w:p>
+    <w:p>
+      <w:pPr>
+        <w:shd w:val="clear" w:color="auto" w:fill="FFFFFF"/>
+        <w:spacing w:after="0" w:line="240" w:lineRule="auto"/>
+        <w:rPr>
+          <w:rFonts w:ascii="Times New Roman" w:eastAsia="Times New Roman" w:hAnsi="Times New Roman" w:cs="Times New Roman"/>
+          <w:kern w:val="0"/>
+          <w14:ligatures w14:val="none"/>
+        </w:rPr>
+      </w:pPr>
+      <w:r>
+        <w:rPr>
+          <w:rFonts w:ascii="Arial" w:eastAsia="Times New Roman" w:hAnsi="Arial" w:cs="Arial"/>
+          <w:b/>
+          <w:bCs/>
+          <w:spacing w:val="13"/>
+          <w:kern w:val="0"/>
+          <w:sz w:val="21"/>
+          <w:szCs w:val="21"/>
+          <w:bdr w:val="single" w:sz="2" w:space="0" w:color="E6E6E6" w:frame="1"/>
+          <w14:ligatures w14:val="none"/>
+        </w:rPr>
+        <w:t>Q&amp;A (0)</w:t>
+      </w:r>
+    </w:p>
+    <w:p>
+      <w:pPr>
+        <w:pBdr>
+          <w:top w:val="single" w:sz="2" w:space="0" w:color="E6E6E6"/>
+          <w:left w:val="single" w:sz="2" w:space="0" w:color="E6E6E6"/>
+          <w:bottom w:val="single" w:sz="2" w:space="0" w:color="E6E6E6"/>
+          <w:right w:val="single" w:sz="2" w:space="0" w:color="E6E6E6"/>
+        </w:pBdr>
+        <w:shd w:val="clear" w:color="auto" w:fill="FFFFFF"/>
+        <w:spacing w:after="0" w:line="360" w:lineRule="atLeast"/>
+        <w:rPr>
+          <w:rFonts w:ascii="Arial" w:eastAsia="Times New Roman" w:hAnsi="Arial" w:cs="Arial"/>
+          <w:kern w:val="0"/>
+          <w14:ligatures w14:val="none"/>
+        </w:rPr>
+      </w:pPr>
+      <w:r>
+        <w:rPr>
+          <w:rFonts w:ascii="Arial" w:eastAsia="Times New Roman" w:hAnsi="Arial" w:cs="Arial"/>
+          <w:kern w:val="0"/>
+          <w14:ligatures w14:val="none"/>
+        </w:rPr>
+        <w:t>Although light waves travel in a straight line, there are two ways that the direction of that travel can change:</w:t>
+      </w:r>
+    </w:p>
+    <w:p>
+      <w:pPr>
+        <w:numPr>
+          <w:ilvl w:val="0"/>
+          <w:numId w:val="8"/>
+        </w:numPr>
+        <w:pBdr>
+          <w:top w:val="single" w:sz="2" w:space="0" w:color="E6E6E6"/>
+          <w:left w:val="single" w:sz="2" w:space="15" w:color="E6E6E6"/>
+          <w:bottom w:val="single" w:sz="2" w:space="0" w:color="E6E6E6"/>
+          <w:right w:val="single" w:sz="2" w:space="0" w:color="E6E6E6"/>
+        </w:pBdr>
+        <w:shd w:val="clear" w:color="auto" w:fill="FFFFFF"/>
+        <w:spacing w:before="100" w:beforeAutospacing="1" w:after="100" w:afterAutospacing="1" w:line="360" w:lineRule="atLeast"/>
+        <w:rPr>
+          <w:rFonts w:ascii="Arial" w:eastAsia="Times New Roman" w:hAnsi="Arial" w:cs="Arial"/>
+          <w:kern w:val="0"/>
+          <w14:ligatures w14:val="none"/>
+        </w:rPr>
+      </w:pPr>
+      <w:r>
+        <w:rPr>
+          <w:rFonts w:ascii="Arial" w:eastAsia="Times New Roman" w:hAnsi="Arial" w:cs="Arial"/>
+          <w:b/>
+          <w:bCs/>
+          <w:kern w:val="0"/>
+          <w:bdr w:val="single" w:sz="2" w:space="0" w:color="E6E6E6" w:frame="1"/>
+          <w14:ligatures w14:val="none"/>
+        </w:rPr>
+        <w:t>Reflection</w:t>
+      </w:r>
+      <w:r>
+        <w:rPr>
+          <w:rFonts w:ascii="Arial" w:eastAsia="Times New Roman" w:hAnsi="Arial" w:cs="Arial"/>
+          <w:kern w:val="0"/>
+          <w14:ligatures w14:val="none"/>
+        </w:rPr>
+        <w:t>: When a light wave impacts a surface and is redirected, as you learned in the previous step.</w:t>
+      </w:r>
+    </w:p>
+    <w:p>
+      <w:pPr>
+        <w:numPr>
+          <w:ilvl w:val="0"/>
+          <w:numId w:val="8"/>
+        </w:numPr>
+        <w:pBdr>
+          <w:top w:val="single" w:sz="2" w:space="0" w:color="E6E6E6"/>
+          <w:left w:val="single" w:sz="2" w:space="15" w:color="E6E6E6"/>
+          <w:bottom w:val="single" w:sz="2" w:space="0" w:color="E6E6E6"/>
+          <w:right w:val="single" w:sz="2" w:space="0" w:color="E6E6E6"/>
+        </w:pBdr>
+        <w:shd w:val="clear" w:color="auto" w:fill="FFFFFF"/>
+        <w:spacing w:before="100" w:beforeAutospacing="1" w:after="100" w:afterAutospacing="1" w:line="360" w:lineRule="atLeast"/>
+        <w:rPr>
+          <w:rFonts w:ascii="Arial" w:eastAsia="Times New Roman" w:hAnsi="Arial" w:cs="Arial"/>
+          <w:kern w:val="0"/>
+          <w14:ligatures w14:val="none"/>
+        </w:rPr>
+      </w:pPr>
+      <w:r>
+        <w:rPr>
+          <w:rFonts w:ascii="Arial" w:eastAsia="Times New Roman" w:hAnsi="Arial" w:cs="Arial"/>
+          <w:b/>
+          <w:bCs/>
+          <w:kern w:val="0"/>
+          <w:bdr w:val="single" w:sz="2" w:space="0" w:color="E6E6E6" w:frame="1"/>
+          <w14:ligatures w14:val="none"/>
+        </w:rPr>
+        <w:t>Refraction</w:t>
+      </w:r>
+      <w:r>
+        <w:rPr>
+          <w:rFonts w:ascii="Arial" w:eastAsia="Times New Roman" w:hAnsi="Arial" w:cs="Arial"/>
+          <w:kern w:val="0"/>
+          <w14:ligatures w14:val="none"/>
+        </w:rPr>
+        <w:t>: When a light wave passes through something other than air (like water or glass) and its path is changed by that.</w:t>
+      </w:r>
+    </w:p>
+    <w:p>
+      <w:pPr>
+        <w:pBdr>
+          <w:top w:val="single" w:sz="2" w:space="0" w:color="E6E6E6"/>
+          <w:left w:val="single" w:sz="2" w:space="0" w:color="E6E6E6"/>
+          <w:bottom w:val="single" w:sz="2" w:space="0" w:color="E6E6E6"/>
+          <w:right w:val="single" w:sz="2" w:space="0" w:color="E6E6E6"/>
+        </w:pBdr>
+        <w:shd w:val="clear" w:color="auto" w:fill="FFFFFF"/>
+        <w:spacing w:before="100" w:beforeAutospacing="1" w:after="100" w:afterAutospacing="1" w:line="360" w:lineRule="atLeast"/>
+        <w:rPr>
+          <w:rFonts w:ascii="Arial" w:eastAsia="Times New Roman" w:hAnsi="Arial" w:cs="Arial"/>
+          <w:kern w:val="0"/>
+          <w14:ligatures w14:val="none"/>
+        </w:rPr>
+      </w:pPr>
+      <w:r>
+        <w:rPr>
+          <w:rFonts w:ascii="Arial" w:eastAsia="Times New Roman" w:hAnsi="Arial" w:cs="Arial"/>
+          <w:kern w:val="0"/>
+          <w14:ligatures w14:val="none"/>
+        </w:rPr>
+        <w:t xml:space="preserve">White light, like the light emitted by the sun, is </w:t>
+      </w:r>
+      <w:proofErr w:type="gramStart"/>
+      <w:r>
+        <w:rPr>
+          <w:rFonts w:ascii="Arial" w:eastAsia="Times New Roman" w:hAnsi="Arial" w:cs="Arial"/>
+          <w:kern w:val="0"/>
+          <w14:ligatures w14:val="none"/>
+        </w:rPr>
+        <w:t>actually a</w:t>
+      </w:r>
+      <w:proofErr w:type="gramEnd"/>
+      <w:r>
+        <w:rPr>
+          <w:rFonts w:ascii="Arial" w:eastAsia="Times New Roman" w:hAnsi="Arial" w:cs="Arial"/>
+          <w:kern w:val="0"/>
+          <w14:ligatures w14:val="none"/>
+        </w:rPr>
+        <w:t xml:space="preserve"> spectrum of colors that humans perceive as white when they are combined. When you refract white light through a </w:t>
+      </w:r>
+      <w:r>
+        <w:rPr>
+          <w:rFonts w:ascii="Arial" w:eastAsia="Times New Roman" w:hAnsi="Arial" w:cs="Arial"/>
+          <w:kern w:val="0"/>
+          <w14:ligatures w14:val="none"/>
+        </w:rPr>
+        <w:lastRenderedPageBreak/>
+        <w:t>prism, you can disperse it into the spectrum of colors — you might notice a rainbow effect created by light hitting pieces of glass sometimes.</w:t>
+      </w:r>
+    </w:p>
+    <w:p>
+      <w:pPr>
+        <w:shd w:val="clear" w:color="auto" w:fill="FFFFFF"/>
+        <w:spacing w:after="0" w:line="240" w:lineRule="auto"/>
+        <w:rPr>
+          <w:rFonts w:ascii="Times New Roman" w:eastAsia="Times New Roman" w:hAnsi="Times New Roman" w:cs="Times New Roman"/>
+          <w:kern w:val="0"/>
+          <w14:ligatures w14:val="none"/>
+        </w:rPr>
+      </w:pPr>
+      <w:r>
+        <w:rPr>
+          <w:rFonts w:ascii="Times New Roman" w:eastAsia="Times New Roman" w:hAnsi="Times New Roman" w:cs="Times New Roman"/>
+          <w:kern w:val="0"/>
+          <w14:ligatures w14:val="none"/>
+        </w:rPr>
+        <w:fldChar w:fldCharType="begin"/>
+      </w:r>
+      <w:r>
+        <w:rPr>
+          <w:rFonts w:ascii="Times New Roman" w:eastAsia="Times New Roman" w:hAnsi="Times New Roman" w:cs="Times New Roman"/>
+          <w:kern w:val="0"/>
+          <w14:ligatures w14:val="none"/>
+        </w:rPr>
+        <w:instrText xml:space="preserve"> INCLUDEPICTURE "https://connect-mediagw.unity.com/h1/20211122/learn/images/9ded4cd5-18e7-4164-a7e1-6bde52be9124_CC_Light_Graphic_2b.png" \* MERGEFORMATINET </w:instrText>
+      </w:r>
+      <w:r>
+        <w:rPr>
+          <w:rFonts w:ascii="Times New Roman" w:eastAsia="Times New Roman" w:hAnsi="Times New Roman" w:cs="Times New Roman"/>
+          <w:kern w:val="0"/>
+          <w14:ligatures w14:val="none"/>
+        </w:rPr>
+        <w:fldChar w:fldCharType="separate"/>
+      </w:r>
+      <w:r>
+        <w:rPr>
+          <w:rFonts w:ascii="Times New Roman" w:eastAsia="Times New Roman" w:hAnsi="Times New Roman" w:cs="Times New Roman"/>
+          <w:noProof/>
+          <w:kern w:val="0"/>
+          <w14:ligatures w14:val="none"/>
+        </w:rPr>
+        <w:drawing>
+          <wp:inline distT="0" distB="0" distL="0" distR="0" wp14:anchorId="507BCDE6" wp14:editId="2DFE136D">
+            <wp:extent cx="5943600" cy="3343910"/>
+            <wp:effectExtent l="0" t="0" r="0" b="0"/>
+            <wp:docPr id="283795924" name="Picture 1"/>
+            <wp:cNvGraphicFramePr>
+              <a:graphicFrameLocks xmlns:a="http://schemas.openxmlformats.org/drawingml/2006/main" noChangeAspect="1"/>
+            </wp:cNvGraphicFramePr>
+            <a:graphic xmlns:a="http://schemas.openxmlformats.org/drawingml/2006/main">
+              <a:graphicData uri="http://schemas.openxmlformats.org/drawingml/2006/picture">
+                <pic:pic xmlns:pic="http://schemas.openxmlformats.org/drawingml/2006/picture">
+                  <pic:nvPicPr>
+                    <pic:cNvPr id="0" name="Picture 4"/>
                     <pic:cNvPicPr>
                       <a:picLocks noChangeAspect="1" noChangeArrowheads="1"/>
                     </pic:cNvPicPr>
@@ -1973,35 +2686,6 @@
           <w:right w:val="single" w:sz="2" w:space="0" w:color="E6E6E6"/>
         </w:pBdr>
         <w:shd w:val="clear" w:color="auto" w:fill="FFFFFF"/>
-        <w:spacing w:after="0" w:line="360" w:lineRule="atLeast"/>
-        <w:rPr>
-          <w:rFonts w:ascii="Arial" w:eastAsia="Times New Roman" w:hAnsi="Arial" w:cs="Arial"/>
-          <w:kern w:val="0"/>
-          <w14:ligatures w14:val="none"/>
-        </w:rPr>
-      </w:pPr>
-      <w:r>
-        <w:rPr>
-          <w:rFonts w:ascii="Arial" w:eastAsia="Times New Roman" w:hAnsi="Arial" w:cs="Arial"/>
-          <w:kern w:val="0"/>
-          <w14:ligatures w14:val="none"/>
-        </w:rPr>
-        <w:t>There are three key properties of that source that impact the light:</w:t>
-      </w:r>
-    </w:p>
-    <w:p>
-      <w:pPr>
-        <w:numPr>
-          <w:ilvl w:val="0"/>
-          <w:numId w:val="5"/>
-        </w:numPr>
-        <w:pBdr>
-          <w:top w:val="single" w:sz="2" w:space="0" w:color="E6E6E6"/>
-          <w:left w:val="single" w:sz="2" w:space="15" w:color="E6E6E6"/>
-          <w:bottom w:val="single" w:sz="2" w:space="0" w:color="E6E6E6"/>
-          <w:right w:val="single" w:sz="2" w:space="0" w:color="E6E6E6"/>
-        </w:pBdr>
-        <w:shd w:val="clear" w:color="auto" w:fill="FFFFFF"/>
         <w:spacing w:before="100" w:beforeAutospacing="1" w:after="100" w:afterAutospacing="1" w:line="360" w:lineRule="atLeast"/>
         <w:rPr>
           <w:rFonts w:ascii="Arial" w:eastAsia="Times New Roman" w:hAnsi="Arial" w:cs="Arial"/>
@@ -2015,224 +2699,7 @@
           <w:kern w:val="0"/>
           <w14:ligatures w14:val="none"/>
         </w:rPr>
-        <w:t xml:space="preserve">Its </w:t>
-      </w:r>
-      <w:r>
-        <w:rPr>
-          <w:rFonts w:ascii="Arial" w:eastAsia="Times New Roman" w:hAnsi="Arial" w:cs="Arial"/>
-          <w:b/>
-          <w:bCs/>
-          <w:kern w:val="0"/>
-          <w:bdr w:val="single" w:sz="2" w:space="0" w:color="E6E6E6" w:frame="1"/>
-          <w14:ligatures w14:val="none"/>
-        </w:rPr>
-        <w:t>shape</w:t>
-      </w:r>
-      <w:r>
-        <w:rPr>
-          <w:rFonts w:ascii="Arial" w:eastAsia="Times New Roman" w:hAnsi="Arial" w:cs="Arial"/>
-          <w:kern w:val="0"/>
-          <w14:ligatures w14:val="none"/>
-        </w:rPr>
-        <w:t xml:space="preserve"> will determine the </w:t>
-      </w:r>
-      <w:r>
-        <w:rPr>
-          <w:rFonts w:ascii="Arial" w:eastAsia="Times New Roman" w:hAnsi="Arial" w:cs="Arial"/>
-          <w:b/>
-          <w:bCs/>
-          <w:kern w:val="0"/>
-          <w:bdr w:val="single" w:sz="2" w:space="0" w:color="E6E6E6" w:frame="1"/>
-          <w14:ligatures w14:val="none"/>
-        </w:rPr>
-        <w:t>direction</w:t>
-      </w:r>
-      <w:r>
-        <w:rPr>
-          <w:rFonts w:ascii="Arial" w:eastAsia="Times New Roman" w:hAnsi="Arial" w:cs="Arial"/>
-          <w:kern w:val="0"/>
-          <w14:ligatures w14:val="none"/>
-        </w:rPr>
-        <w:t xml:space="preserve"> in which the light waves are emitted.</w:t>
-      </w:r>
-    </w:p>
-    <w:p>
-      <w:pPr>
-        <w:numPr>
-          <w:ilvl w:val="0"/>
-          <w:numId w:val="5"/>
-        </w:numPr>
-        <w:pBdr>
-          <w:top w:val="single" w:sz="2" w:space="0" w:color="E6E6E6"/>
-          <w:left w:val="single" w:sz="2" w:space="15" w:color="E6E6E6"/>
-          <w:bottom w:val="single" w:sz="2" w:space="0" w:color="E6E6E6"/>
-          <w:right w:val="single" w:sz="2" w:space="0" w:color="E6E6E6"/>
-        </w:pBdr>
-        <w:shd w:val="clear" w:color="auto" w:fill="FFFFFF"/>
-        <w:spacing w:before="100" w:beforeAutospacing="1" w:after="100" w:afterAutospacing="1" w:line="360" w:lineRule="atLeast"/>
-        <w:rPr>
-          <w:rFonts w:ascii="Arial" w:eastAsia="Times New Roman" w:hAnsi="Arial" w:cs="Arial"/>
-          <w:kern w:val="0"/>
-          <w14:ligatures w14:val="none"/>
-        </w:rPr>
-      </w:pPr>
-      <w:r>
-        <w:rPr>
-          <w:rFonts w:ascii="Arial" w:eastAsia="Times New Roman" w:hAnsi="Arial" w:cs="Arial"/>
-          <w:kern w:val="0"/>
-          <w14:ligatures w14:val="none"/>
-        </w:rPr>
-        <w:t xml:space="preserve">Its </w:t>
-      </w:r>
-      <w:r>
-        <w:rPr>
-          <w:rFonts w:ascii="Arial" w:eastAsia="Times New Roman" w:hAnsi="Arial" w:cs="Arial"/>
-          <w:b/>
-          <w:bCs/>
-          <w:kern w:val="0"/>
-          <w:bdr w:val="single" w:sz="2" w:space="0" w:color="E6E6E6" w:frame="1"/>
-          <w14:ligatures w14:val="none"/>
-        </w:rPr>
-        <w:t xml:space="preserve">size </w:t>
-      </w:r>
-      <w:r>
-        <w:rPr>
-          <w:rFonts w:ascii="Arial" w:eastAsia="Times New Roman" w:hAnsi="Arial" w:cs="Arial"/>
-          <w:kern w:val="0"/>
-          <w14:ligatures w14:val="none"/>
-        </w:rPr>
-        <w:t xml:space="preserve">will determine the </w:t>
-      </w:r>
-      <w:r>
-        <w:rPr>
-          <w:rFonts w:ascii="Arial" w:eastAsia="Times New Roman" w:hAnsi="Arial" w:cs="Arial"/>
-          <w:b/>
-          <w:bCs/>
-          <w:kern w:val="0"/>
-          <w:bdr w:val="single" w:sz="2" w:space="0" w:color="E6E6E6" w:frame="1"/>
-          <w14:ligatures w14:val="none"/>
-        </w:rPr>
-        <w:t>area</w:t>
-      </w:r>
-      <w:r>
-        <w:rPr>
-          <w:rFonts w:ascii="Arial" w:eastAsia="Times New Roman" w:hAnsi="Arial" w:cs="Arial"/>
-          <w:kern w:val="0"/>
-          <w14:ligatures w14:val="none"/>
-        </w:rPr>
-        <w:t xml:space="preserve"> that the light impacts.</w:t>
-      </w:r>
-    </w:p>
-    <w:p>
-      <w:pPr>
-        <w:numPr>
-          <w:ilvl w:val="0"/>
-          <w:numId w:val="5"/>
-        </w:numPr>
-        <w:pBdr>
-          <w:top w:val="single" w:sz="2" w:space="0" w:color="E6E6E6"/>
-          <w:left w:val="single" w:sz="2" w:space="15" w:color="E6E6E6"/>
-          <w:bottom w:val="single" w:sz="2" w:space="0" w:color="E6E6E6"/>
-          <w:right w:val="single" w:sz="2" w:space="0" w:color="E6E6E6"/>
-        </w:pBdr>
-        <w:shd w:val="clear" w:color="auto" w:fill="FFFFFF"/>
-        <w:spacing w:before="100" w:beforeAutospacing="1" w:after="100" w:afterAutospacing="1" w:line="360" w:lineRule="atLeast"/>
-        <w:rPr>
-          <w:rFonts w:ascii="Arial" w:eastAsia="Times New Roman" w:hAnsi="Arial" w:cs="Arial"/>
-          <w:kern w:val="0"/>
-          <w14:ligatures w14:val="none"/>
-        </w:rPr>
-      </w:pPr>
-      <w:r>
-        <w:rPr>
-          <w:rFonts w:ascii="Arial" w:eastAsia="Times New Roman" w:hAnsi="Arial" w:cs="Arial"/>
-          <w:kern w:val="0"/>
-          <w14:ligatures w14:val="none"/>
-        </w:rPr>
-        <w:t xml:space="preserve">Its </w:t>
-      </w:r>
-      <w:r>
-        <w:rPr>
-          <w:rFonts w:ascii="Arial" w:eastAsia="Times New Roman" w:hAnsi="Arial" w:cs="Arial"/>
-          <w:b/>
-          <w:bCs/>
-          <w:kern w:val="0"/>
-          <w:bdr w:val="single" w:sz="2" w:space="0" w:color="E6E6E6" w:frame="1"/>
-          <w14:ligatures w14:val="none"/>
-        </w:rPr>
-        <w:t>strength</w:t>
-      </w:r>
-      <w:r>
-        <w:rPr>
-          <w:rFonts w:ascii="Arial" w:eastAsia="Times New Roman" w:hAnsi="Arial" w:cs="Arial"/>
-          <w:kern w:val="0"/>
-          <w14:ligatures w14:val="none"/>
-        </w:rPr>
-        <w:t xml:space="preserve"> (or </w:t>
-      </w:r>
-      <w:r>
-        <w:rPr>
-          <w:rFonts w:ascii="Arial" w:eastAsia="Times New Roman" w:hAnsi="Arial" w:cs="Arial"/>
-          <w:b/>
-          <w:bCs/>
-          <w:kern w:val="0"/>
-          <w:bdr w:val="single" w:sz="2" w:space="0" w:color="E6E6E6" w:frame="1"/>
-          <w14:ligatures w14:val="none"/>
-        </w:rPr>
-        <w:t>intensity</w:t>
-      </w:r>
-      <w:r>
-        <w:rPr>
-          <w:rFonts w:ascii="Arial" w:eastAsia="Times New Roman" w:hAnsi="Arial" w:cs="Arial"/>
-          <w:kern w:val="0"/>
-          <w14:ligatures w14:val="none"/>
-        </w:rPr>
-        <w:t>) will determine how far those light waves can travel and how bright it is.</w:t>
-      </w:r>
-    </w:p>
-    <w:p>
-      <w:pPr>
-        <w:pBdr>
-          <w:top w:val="single" w:sz="2" w:space="0" w:color="E6E6E6"/>
-          <w:left w:val="single" w:sz="2" w:space="0" w:color="E6E6E6"/>
-          <w:bottom w:val="single" w:sz="2" w:space="0" w:color="E6E6E6"/>
-          <w:right w:val="single" w:sz="2" w:space="0" w:color="E6E6E6"/>
-        </w:pBdr>
-        <w:shd w:val="clear" w:color="auto" w:fill="FFFFFF"/>
-        <w:spacing w:before="100" w:beforeAutospacing="1" w:after="100" w:afterAutospacing="1" w:line="360" w:lineRule="atLeast"/>
-        <w:rPr>
-          <w:rFonts w:ascii="Arial" w:eastAsia="Times New Roman" w:hAnsi="Arial" w:cs="Arial"/>
-          <w:kern w:val="0"/>
-          <w14:ligatures w14:val="none"/>
-        </w:rPr>
-      </w:pPr>
-      <w:r>
-        <w:rPr>
-          <w:rFonts w:ascii="Arial" w:eastAsia="Times New Roman" w:hAnsi="Arial" w:cs="Arial"/>
-          <w:kern w:val="0"/>
-          <w14:ligatures w14:val="none"/>
-        </w:rPr>
-        <w:t>Consider these three properties for a flashlight. The light bulb that emits light is small (size) and circular (shape), but it is strong enough to light that small area brightly (intensity).</w:t>
-      </w:r>
-    </w:p>
-    <w:p>
-      <w:pPr>
-        <w:shd w:val="clear" w:color="auto" w:fill="FFFFFF"/>
-        <w:spacing w:after="0" w:line="240" w:lineRule="auto"/>
-        <w:rPr>
-          <w:rFonts w:ascii="Times New Roman" w:eastAsia="Times New Roman" w:hAnsi="Times New Roman" w:cs="Times New Roman"/>
-          <w:kern w:val="0"/>
-          <w14:ligatures w14:val="none"/>
-        </w:rPr>
-      </w:pPr>
-      <w:r>
-        <w:rPr>
-          <w:rFonts w:ascii="Times New Roman" w:eastAsia="Times New Roman" w:hAnsi="Times New Roman" w:cs="Times New Roman"/>
-          <w:kern w:val="0"/>
-          <w:bdr w:val="single" w:sz="2" w:space="0" w:color="E6E6E6" w:frame="1"/>
-          <w14:ligatures w14:val="none"/>
-        </w:rPr>
-        <w:t>Mark step incomplete</w:t>
+        <w:t>You’ll mostly work with reflection in this learning experience, but it’s helpful to have a very basic understanding of both when you’re working in rendering-related domains.</w:t>
       </w:r>
     </w:p>
     <w:p>
@@ -2268,68 +2735,14 @@
           <w:szCs w:val="57"/>
           <w14:ligatures w14:val="none"/>
         </w:rPr>
-        <w:t>6. How do you perceive light?</w:t>
-      </w:r>
-    </w:p>
-    <w:p>
-      <w:pPr>
-        <w:shd w:val="clear" w:color="auto" w:fill="FFFFFF"/>
-        <w:spacing w:after="0" w:line="240" w:lineRule="auto"/>
-        <w:rPr>
-          <w:rFonts w:ascii="Times New Roman" w:eastAsia="Times New Roman" w:hAnsi="Times New Roman" w:cs="Times New Roman"/>
-          <w:kern w:val="0"/>
-          <w14:ligatures w14:val="none"/>
-        </w:rPr>
-      </w:pPr>
-      <w:r>
-        <w:rPr>
-          <w:rFonts w:ascii="Arial" w:eastAsia="Times New Roman" w:hAnsi="Arial" w:cs="Arial"/>
-          <w:b/>
-          <w:bCs/>
-          <w:spacing w:val="13"/>
-          <w:kern w:val="0"/>
-          <w:sz w:val="21"/>
-          <w:szCs w:val="21"/>
-          <w:bdr w:val="single" w:sz="2" w:space="0" w:color="E6E6E6" w:frame="1"/>
-          <w14:ligatures w14:val="none"/>
-        </w:rPr>
-        <w:t>Q&amp;A (0)</w:t>
-      </w:r>
-    </w:p>
-    <w:p>
-      <w:pPr>
-        <w:pBdr>
-          <w:top w:val="single" w:sz="2" w:space="0" w:color="E6E6E6"/>
-          <w:left w:val="single" w:sz="2" w:space="0" w:color="E6E6E6"/>
-          <w:bottom w:val="single" w:sz="2" w:space="0" w:color="E6E6E6"/>
-          <w:right w:val="single" w:sz="2" w:space="0" w:color="E6E6E6"/>
-        </w:pBdr>
-        <w:shd w:val="clear" w:color="auto" w:fill="FFFFFF"/>
-        <w:spacing w:after="0" w:line="360" w:lineRule="atLeast"/>
-        <w:rPr>
-          <w:rFonts w:ascii="Arial" w:eastAsia="Times New Roman" w:hAnsi="Arial" w:cs="Arial"/>
-          <w:kern w:val="0"/>
-          <w14:ligatures w14:val="none"/>
-        </w:rPr>
-      </w:pPr>
-      <w:r>
-        <w:rPr>
-          <w:rFonts w:ascii="Arial" w:eastAsia="Times New Roman" w:hAnsi="Arial" w:cs="Arial"/>
-          <w:kern w:val="0"/>
-          <w14:ligatures w14:val="none"/>
-        </w:rPr>
-        <w:t>For someone or something to perceive light, two things are required:</w:t>
-      </w:r>
-    </w:p>
-    <w:p>
-      <w:pPr>
-        <w:numPr>
-          <w:ilvl w:val="0"/>
-          <w:numId w:val="6"/>
-        </w:numPr>
-        <w:pBdr>
-          <w:top w:val="single" w:sz="2" w:space="0" w:color="E6E6E6"/>
-          <w:left w:val="single" w:sz="2" w:space="15" w:color="E6E6E6"/>
+        <w:t>8. What is the artistic impact of lighting?</w:t>
+      </w:r>
+    </w:p>
+    <w:p>
+      <w:pPr>
+        <w:pBdr>
+          <w:top w:val="single" w:sz="2" w:space="0" w:color="E6E6E6"/>
+          <w:left w:val="single" w:sz="2" w:space="0" w:color="E6E6E6"/>
           <w:bottom w:val="single" w:sz="2" w:space="0" w:color="E6E6E6"/>
           <w:right w:val="single" w:sz="2" w:space="0" w:color="E6E6E6"/>
         </w:pBdr>
@@ -2347,339 +2760,7 @@
           <w:kern w:val="0"/>
           <w14:ligatures w14:val="none"/>
         </w:rPr>
-        <w:t xml:space="preserve">A </w:t>
-      </w:r>
-      <w:r>
-        <w:rPr>
-          <w:rFonts w:ascii="Arial" w:eastAsia="Times New Roman" w:hAnsi="Arial" w:cs="Arial"/>
-          <w:b/>
-          <w:bCs/>
-          <w:kern w:val="0"/>
-          <w:bdr w:val="single" w:sz="2" w:space="0" w:color="E6E6E6" w:frame="1"/>
-          <w14:ligatures w14:val="none"/>
-        </w:rPr>
-        <w:t>light source,</w:t>
-      </w:r>
-      <w:r>
-        <w:rPr>
-          <w:rFonts w:ascii="Arial" w:eastAsia="Times New Roman" w:hAnsi="Arial" w:cs="Arial"/>
-          <w:kern w:val="0"/>
-          <w14:ligatures w14:val="none"/>
-        </w:rPr>
-        <w:t xml:space="preserve"> which emits light, like a light bulb or the sun.</w:t>
-      </w:r>
-    </w:p>
-    <w:p>
-      <w:pPr>
-        <w:numPr>
-          <w:ilvl w:val="0"/>
-          <w:numId w:val="6"/>
-        </w:numPr>
-        <w:pBdr>
-          <w:top w:val="single" w:sz="2" w:space="0" w:color="E6E6E6"/>
-          <w:left w:val="single" w:sz="2" w:space="15" w:color="E6E6E6"/>
-          <w:bottom w:val="single" w:sz="2" w:space="0" w:color="E6E6E6"/>
-          <w:right w:val="single" w:sz="2" w:space="0" w:color="E6E6E6"/>
-        </w:pBdr>
-        <w:shd w:val="clear" w:color="auto" w:fill="FFFFFF"/>
-        <w:spacing w:before="100" w:beforeAutospacing="1" w:after="100" w:afterAutospacing="1" w:line="360" w:lineRule="atLeast"/>
-        <w:rPr>
-          <w:rFonts w:ascii="Arial" w:eastAsia="Times New Roman" w:hAnsi="Arial" w:cs="Arial"/>
-          <w:kern w:val="0"/>
-          <w14:ligatures w14:val="none"/>
-        </w:rPr>
-      </w:pPr>
-      <w:r>
-        <w:rPr>
-          <w:rFonts w:ascii="Arial" w:eastAsia="Times New Roman" w:hAnsi="Arial" w:cs="Arial"/>
-          <w:kern w:val="0"/>
-          <w14:ligatures w14:val="none"/>
-        </w:rPr>
-        <w:lastRenderedPageBreak/>
-        <w:t xml:space="preserve">A </w:t>
-      </w:r>
-      <w:r>
-        <w:rPr>
-          <w:rFonts w:ascii="Arial" w:eastAsia="Times New Roman" w:hAnsi="Arial" w:cs="Arial"/>
-          <w:b/>
-          <w:bCs/>
-          <w:kern w:val="0"/>
-          <w:bdr w:val="single" w:sz="2" w:space="0" w:color="E6E6E6" w:frame="1"/>
-          <w14:ligatures w14:val="none"/>
-        </w:rPr>
-        <w:t>light sensor</w:t>
-      </w:r>
-      <w:r>
-        <w:rPr>
-          <w:rFonts w:ascii="Arial" w:eastAsia="Times New Roman" w:hAnsi="Arial" w:cs="Arial"/>
-          <w:kern w:val="0"/>
-          <w14:ligatures w14:val="none"/>
-        </w:rPr>
-        <w:t xml:space="preserve"> to receive it, like the retina in your eye or the image sensor in a digital camera.</w:t>
-      </w:r>
-    </w:p>
-    <w:p>
-      <w:pPr>
-        <w:pBdr>
-          <w:top w:val="single" w:sz="2" w:space="0" w:color="E6E6E6"/>
-          <w:left w:val="single" w:sz="2" w:space="0" w:color="E6E6E6"/>
-          <w:bottom w:val="single" w:sz="2" w:space="0" w:color="E6E6E6"/>
-          <w:right w:val="single" w:sz="2" w:space="0" w:color="E6E6E6"/>
-        </w:pBdr>
-        <w:shd w:val="clear" w:color="auto" w:fill="FFFFFF"/>
-        <w:spacing w:before="100" w:beforeAutospacing="1" w:after="100" w:afterAutospacing="1" w:line="360" w:lineRule="atLeast"/>
-        <w:rPr>
-          <w:rFonts w:ascii="Arial" w:eastAsia="Times New Roman" w:hAnsi="Arial" w:cs="Arial"/>
-          <w:kern w:val="0"/>
-          <w14:ligatures w14:val="none"/>
-        </w:rPr>
-      </w:pPr>
-      <w:r>
-        <w:rPr>
-          <w:rFonts w:ascii="Arial" w:eastAsia="Times New Roman" w:hAnsi="Arial" w:cs="Arial"/>
-          <w:kern w:val="0"/>
-          <w14:ligatures w14:val="none"/>
-        </w:rPr>
-        <w:t>When you see an object, the information that you are receiving is light waves bouncing off that object and hitting your light sensor — your eye’s retina.</w:t>
-      </w:r>
-    </w:p>
-    <w:p>
-      <w:pPr>
-        <w:shd w:val="clear" w:color="auto" w:fill="FFFFFF"/>
-        <w:spacing w:after="0" w:line="240" w:lineRule="auto"/>
-        <w:rPr>
-          <w:rFonts w:ascii="Times New Roman" w:eastAsia="Times New Roman" w:hAnsi="Times New Roman" w:cs="Times New Roman"/>
-          <w:kern w:val="0"/>
-          <w14:ligatures w14:val="none"/>
-        </w:rPr>
-      </w:pPr>
-      <w:r>
-        <w:rPr>
-          <w:rFonts w:ascii="Times New Roman" w:eastAsia="Times New Roman" w:hAnsi="Times New Roman" w:cs="Times New Roman"/>
-          <w:kern w:val="0"/>
-          <w14:ligatures w14:val="none"/>
-        </w:rPr>
-        <w:fldChar w:fldCharType="begin"/>
-      </w:r>
-      <w:r>
-        <w:rPr>
-          <w:rFonts w:ascii="Times New Roman" w:eastAsia="Times New Roman" w:hAnsi="Times New Roman" w:cs="Times New Roman"/>
-          <w:kern w:val="0"/>
-          <w14:ligatures w14:val="none"/>
-        </w:rPr>
-        <w:instrText xml:space="preserve"> INCLUDEPICTURE "https://connect-mediagw.unity.com/h1/20211122/learn/images/3a324a58-24d3-4599-ae6b-e6699d0d909e_CC_Light_Graphic_3.png" \* MERGEFORMATINET </w:instrText>
-      </w:r>
-      <w:r>
-        <w:rPr>
-          <w:rFonts w:ascii="Times New Roman" w:eastAsia="Times New Roman" w:hAnsi="Times New Roman" w:cs="Times New Roman"/>
-          <w:kern w:val="0"/>
-          <w14:ligatures w14:val="none"/>
-        </w:rPr>
-        <w:fldChar w:fldCharType="separate"/>
-      </w:r>
-      <w:r>
-        <w:rPr>
-          <w:rFonts w:ascii="Times New Roman" w:eastAsia="Times New Roman" w:hAnsi="Times New Roman" w:cs="Times New Roman"/>
-          <w:noProof/>
-          <w:kern w:val="0"/>
-          <w14:ligatures w14:val="none"/>
-        </w:rPr>
-        <w:drawing>
-          <wp:inline distT="0" distB="0" distL="0" distR="0" wp14:anchorId="61BDFC10" wp14:editId="073C0CDA">
-            <wp:extent cx="5943600" cy="3343910"/>
-            <wp:effectExtent l="0" t="0" r="0" b="0"/>
-            <wp:docPr id="1812072544" name="Picture 2"/>
-            <wp:cNvGraphicFramePr>
-              <a:graphicFrameLocks xmlns:a="http://schemas.openxmlformats.org/drawingml/2006/main" noChangeAspect="1"/>
-            </wp:cNvGraphicFramePr>
-            <a:graphic xmlns:a="http://schemas.openxmlformats.org/drawingml/2006/main">
-              <a:graphicData uri="http://schemas.openxmlformats.org/drawingml/2006/picture">
-                <pic:pic xmlns:pic="http://schemas.openxmlformats.org/drawingml/2006/picture">
-                  <pic:nvPicPr>
-                    <pic:cNvPr id="0" name="Picture 3"/>
-                    <pic:cNvPicPr>
-                      <a:picLocks noChangeAspect="1" noChangeArrowheads="1"/>
-                    </pic:cNvPicPr>
-                  </pic:nvPicPr>
-                  <pic:blipFill>
-                    <a:blip r:embed="rId14" cstate="print">
-                      <a:extLst>
-                        <a:ext uri="{28A0092B-C50C-407E-A947-70E740481C1C}">
-                          <a14:useLocalDpi xmlns:a14="http://schemas.microsoft.com/office/drawing/2010/main" val="0"/>
-                        </a:ext>
-                      </a:extLst>
-                    </a:blip>
-                    <a:srcRect/>
-                    <a:stretch>
-                      <a:fillRect/>
-                    </a:stretch>
-                  </pic:blipFill>
-                  <pic:spPr bwMode="auto">
-                    <a:xfrm>
-                      <a:off x="0" y="0"/>
-                      <a:ext cx="5943600" cy="3343910"/>
-                    </a:xfrm>
-                    <a:prstGeom prst="rect">
-                      <a:avLst/>
-                    </a:prstGeom>
-                    <a:noFill/>
-                    <a:ln>
-                      <a:noFill/>
-                    </a:ln>
-                  </pic:spPr>
-                </pic:pic>
-              </a:graphicData>
-            </a:graphic>
-          </wp:inline>
-        </w:drawing>
-      </w:r>
-      <w:r>
-        <w:rPr>
-          <w:rFonts w:ascii="Times New Roman" w:eastAsia="Times New Roman" w:hAnsi="Times New Roman" w:cs="Times New Roman"/>
-          <w:kern w:val="0"/>
-          <w14:ligatures w14:val="none"/>
-        </w:rPr>
-        <w:fldChar w:fldCharType="end"/>
-      </w:r>
-    </w:p>
-    <w:p>
-      <w:pPr>
-        <w:pBdr>
-          <w:top w:val="single" w:sz="2" w:space="0" w:color="E6E6E6"/>
-          <w:left w:val="single" w:sz="2" w:space="0" w:color="E6E6E6"/>
-          <w:bottom w:val="single" w:sz="2" w:space="0" w:color="E6E6E6"/>
-          <w:right w:val="single" w:sz="2" w:space="0" w:color="E6E6E6"/>
-        </w:pBdr>
-        <w:shd w:val="clear" w:color="auto" w:fill="FFFFFF"/>
-        <w:spacing w:after="0" w:line="360" w:lineRule="atLeast"/>
-        <w:rPr>
-          <w:rFonts w:ascii="Arial" w:eastAsia="Times New Roman" w:hAnsi="Arial" w:cs="Arial"/>
-          <w:kern w:val="0"/>
-          <w14:ligatures w14:val="none"/>
-        </w:rPr>
-      </w:pPr>
-      <w:r>
-        <w:rPr>
-          <w:rFonts w:ascii="Arial" w:eastAsia="Times New Roman" w:hAnsi="Arial" w:cs="Arial"/>
-          <w:kern w:val="0"/>
-          <w14:ligatures w14:val="none"/>
-        </w:rPr>
-        <w:t xml:space="preserve">This is the process called </w:t>
-      </w:r>
-      <w:r>
-        <w:rPr>
-          <w:rFonts w:ascii="Arial" w:eastAsia="Times New Roman" w:hAnsi="Arial" w:cs="Arial"/>
-          <w:b/>
-          <w:bCs/>
-          <w:kern w:val="0"/>
-          <w:bdr w:val="single" w:sz="2" w:space="0" w:color="E6E6E6" w:frame="1"/>
-          <w14:ligatures w14:val="none"/>
-        </w:rPr>
-        <w:t>reflection</w:t>
-      </w:r>
-      <w:r>
-        <w:rPr>
-          <w:rFonts w:ascii="Arial" w:eastAsia="Times New Roman" w:hAnsi="Arial" w:cs="Arial"/>
-          <w:kern w:val="0"/>
-          <w14:ligatures w14:val="none"/>
-        </w:rPr>
-        <w:t>. There are two kinds of reflection:</w:t>
-      </w:r>
-    </w:p>
-    <w:p>
-      <w:pPr>
-        <w:numPr>
-          <w:ilvl w:val="0"/>
-          <w:numId w:val="7"/>
-        </w:numPr>
-        <w:pBdr>
-          <w:top w:val="single" w:sz="2" w:space="0" w:color="E6E6E6"/>
-          <w:left w:val="single" w:sz="2" w:space="15" w:color="E6E6E6"/>
-          <w:bottom w:val="single" w:sz="2" w:space="0" w:color="E6E6E6"/>
-          <w:right w:val="single" w:sz="2" w:space="0" w:color="E6E6E6"/>
-        </w:pBdr>
-        <w:shd w:val="clear" w:color="auto" w:fill="FFFFFF"/>
-        <w:spacing w:before="100" w:beforeAutospacing="1" w:after="100" w:afterAutospacing="1" w:line="360" w:lineRule="atLeast"/>
-        <w:rPr>
-          <w:rFonts w:ascii="Arial" w:eastAsia="Times New Roman" w:hAnsi="Arial" w:cs="Arial"/>
-          <w:kern w:val="0"/>
-          <w14:ligatures w14:val="none"/>
-        </w:rPr>
-      </w:pPr>
-      <w:r>
-        <w:rPr>
-          <w:rFonts w:ascii="Arial" w:eastAsia="Times New Roman" w:hAnsi="Arial" w:cs="Arial"/>
-          <w:kern w:val="0"/>
-          <w14:ligatures w14:val="none"/>
-        </w:rPr>
-        <w:t>When light waves hit a very smooth surface and create a mirror image.</w:t>
-      </w:r>
-    </w:p>
-    <w:p>
-      <w:pPr>
-        <w:numPr>
-          <w:ilvl w:val="0"/>
-          <w:numId w:val="7"/>
-        </w:numPr>
-        <w:pBdr>
-          <w:top w:val="single" w:sz="2" w:space="0" w:color="E6E6E6"/>
-          <w:left w:val="single" w:sz="2" w:space="15" w:color="E6E6E6"/>
-          <w:bottom w:val="single" w:sz="2" w:space="0" w:color="E6E6E6"/>
-          <w:right w:val="single" w:sz="2" w:space="0" w:color="E6E6E6"/>
-        </w:pBdr>
-        <w:shd w:val="clear" w:color="auto" w:fill="FFFFFF"/>
-        <w:spacing w:before="100" w:beforeAutospacing="1" w:after="100" w:afterAutospacing="1" w:line="360" w:lineRule="atLeast"/>
-        <w:rPr>
-          <w:rFonts w:ascii="Arial" w:eastAsia="Times New Roman" w:hAnsi="Arial" w:cs="Arial"/>
-          <w:kern w:val="0"/>
-          <w14:ligatures w14:val="none"/>
-        </w:rPr>
-      </w:pPr>
-      <w:r>
-        <w:rPr>
-          <w:rFonts w:ascii="Arial" w:eastAsia="Times New Roman" w:hAnsi="Arial" w:cs="Arial"/>
-          <w:kern w:val="0"/>
-          <w14:ligatures w14:val="none"/>
-        </w:rPr>
-        <w:t xml:space="preserve">When light waves hit a non-smooth surface, some energy is absorbed and the rest is </w:t>
-      </w:r>
-      <w:proofErr w:type="gramStart"/>
-      <w:r>
-        <w:rPr>
-          <w:rFonts w:ascii="Arial" w:eastAsia="Times New Roman" w:hAnsi="Arial" w:cs="Arial"/>
-          <w:kern w:val="0"/>
-          <w14:ligatures w14:val="none"/>
-        </w:rPr>
-        <w:t>reflected back</w:t>
-      </w:r>
-      <w:proofErr w:type="gramEnd"/>
-      <w:r>
-        <w:rPr>
-          <w:rFonts w:ascii="Arial" w:eastAsia="Times New Roman" w:hAnsi="Arial" w:cs="Arial"/>
-          <w:kern w:val="0"/>
-          <w14:ligatures w14:val="none"/>
-        </w:rPr>
-        <w:t xml:space="preserve"> in all sorts of different directions.</w:t>
-      </w:r>
-    </w:p>
-    <w:p>
-      <w:pPr>
-        <w:shd w:val="clear" w:color="auto" w:fill="FFFFFF"/>
-        <w:spacing w:after="0" w:line="240" w:lineRule="auto"/>
-        <w:rPr>
-          <w:rFonts w:ascii="Times New Roman" w:eastAsia="Times New Roman" w:hAnsi="Times New Roman" w:cs="Times New Roman"/>
-          <w:kern w:val="0"/>
-          <w14:ligatures w14:val="none"/>
-        </w:rPr>
-      </w:pPr>
-      <w:r>
-        <w:rPr>
-          <w:rFonts w:ascii="Times New Roman" w:eastAsia="Times New Roman" w:hAnsi="Times New Roman" w:cs="Times New Roman"/>
-          <w:kern w:val="0"/>
-          <w:bdr w:val="single" w:sz="2" w:space="0" w:color="E6E6E6" w:frame="1"/>
-          <w14:ligatures w14:val="none"/>
-        </w:rPr>
-        <w:t>Mark step incomplete</w:t>
+        <w:t>Although this learning experience focuses on the technical implementation of lighting in Unity, we’ll provide some guidance on topics that you can independently research to develop your skills and understanding of the artistic side of lighting design. As you progress, you’ll also hear more guidance from our expert creators on how to further develop your skills — both technical and artistic!</w:t>
       </w:r>
     </w:p>
     <w:p>
@@ -2715,68 +2796,217 @@
           <w:szCs w:val="57"/>
           <w14:ligatures w14:val="none"/>
         </w:rPr>
-        <w:t>7. What changes the direction of light?</w:t>
-      </w:r>
-    </w:p>
-    <w:p>
-      <w:pPr>
-        <w:shd w:val="clear" w:color="auto" w:fill="FFFFFF"/>
-        <w:spacing w:after="0" w:line="240" w:lineRule="auto"/>
-        <w:rPr>
-          <w:rFonts w:ascii="Times New Roman" w:eastAsia="Times New Roman" w:hAnsi="Times New Roman" w:cs="Times New Roman"/>
-          <w:kern w:val="0"/>
-          <w14:ligatures w14:val="none"/>
-        </w:rPr>
-      </w:pPr>
-      <w:r>
-        <w:rPr>
-          <w:rFonts w:ascii="Arial" w:eastAsia="Times New Roman" w:hAnsi="Arial" w:cs="Arial"/>
-          <w:b/>
-          <w:bCs/>
-          <w:spacing w:val="13"/>
-          <w:kern w:val="0"/>
-          <w:sz w:val="21"/>
-          <w:szCs w:val="21"/>
+        <w:t>9. What does a lighting artist do?</w:t>
+      </w:r>
+    </w:p>
+    <w:p>
+      <w:pPr>
+        <w:pBdr>
+          <w:top w:val="single" w:sz="2" w:space="0" w:color="E6E6E6"/>
+          <w:left w:val="single" w:sz="2" w:space="0" w:color="E6E6E6"/>
+          <w:bottom w:val="single" w:sz="2" w:space="0" w:color="E6E6E6"/>
+          <w:right w:val="single" w:sz="2" w:space="0" w:color="E6E6E6"/>
+        </w:pBdr>
+        <w:shd w:val="clear" w:color="auto" w:fill="FFFFFF"/>
+        <w:spacing w:after="0" w:line="330" w:lineRule="atLeast"/>
+        <w:outlineLvl w:val="3"/>
+        <w:rPr>
+          <w:rFonts w:ascii="Arial" w:eastAsia="Times New Roman" w:hAnsi="Arial" w:cs="Arial"/>
+          <w:b/>
+          <w:bCs/>
+          <w:kern w:val="0"/>
+          <w14:ligatures w14:val="none"/>
+        </w:rPr>
+      </w:pPr>
+      <w:r>
+        <w:rPr>
+          <w:rFonts w:ascii="Arial" w:eastAsia="Times New Roman" w:hAnsi="Arial" w:cs="Arial"/>
+          <w:b/>
+          <w:bCs/>
+          <w:kern w:val="0"/>
+          <w14:ligatures w14:val="none"/>
+        </w:rPr>
+        <w:t>Background</w:t>
+      </w:r>
+    </w:p>
+    <w:p>
+      <w:pPr>
+        <w:pBdr>
+          <w:top w:val="single" w:sz="2" w:space="0" w:color="E6E6E6"/>
+          <w:left w:val="single" w:sz="2" w:space="0" w:color="E6E6E6"/>
+          <w:bottom w:val="single" w:sz="2" w:space="0" w:color="E6E6E6"/>
+          <w:right w:val="single" w:sz="2" w:space="0" w:color="E6E6E6"/>
+        </w:pBdr>
+        <w:shd w:val="clear" w:color="auto" w:fill="FFFFFF"/>
+        <w:spacing w:before="100" w:beforeAutospacing="1" w:after="100" w:afterAutospacing="1" w:line="360" w:lineRule="atLeast"/>
+        <w:rPr>
+          <w:rFonts w:ascii="Arial" w:eastAsia="Times New Roman" w:hAnsi="Arial" w:cs="Arial"/>
+          <w:kern w:val="0"/>
+          <w14:ligatures w14:val="none"/>
+        </w:rPr>
+      </w:pPr>
+      <w:r>
+        <w:rPr>
+          <w:rFonts w:ascii="Arial" w:eastAsia="Times New Roman" w:hAnsi="Arial" w:cs="Arial"/>
+          <w:kern w:val="0"/>
+          <w14:ligatures w14:val="none"/>
+        </w:rPr>
+        <w:lastRenderedPageBreak/>
+        <w:t xml:space="preserve">As with many disciplines, lighting artists operate at the intersection of technical skill and creative expression. They literally illuminate the real-time experience by painting with light, but lighting artists also </w:t>
+      </w:r>
+      <w:proofErr w:type="gramStart"/>
+      <w:r>
+        <w:rPr>
+          <w:rFonts w:ascii="Arial" w:eastAsia="Times New Roman" w:hAnsi="Arial" w:cs="Arial"/>
+          <w:kern w:val="0"/>
+          <w14:ligatures w14:val="none"/>
+        </w:rPr>
+        <w:t>have to</w:t>
+      </w:r>
+      <w:proofErr w:type="gramEnd"/>
+      <w:r>
+        <w:rPr>
+          <w:rFonts w:ascii="Arial" w:eastAsia="Times New Roman" w:hAnsi="Arial" w:cs="Arial"/>
+          <w:kern w:val="0"/>
+          <w14:ligatures w14:val="none"/>
+        </w:rPr>
+        <w:t xml:space="preserve"> bring a creative vision to life within the practical constraints of a particular project. It’s important for lighting artists to develop a nuanced cross-domain understanding of the roles and responsibilities of everyone else on their team. Beyond improving communication and collaboration, this helps them achieve better results that meet everyone’s requirements.</w:t>
+      </w:r>
+    </w:p>
+    <w:p>
+      <w:pPr>
+        <w:pBdr>
+          <w:top w:val="single" w:sz="2" w:space="0" w:color="E6E6E6"/>
+          <w:left w:val="single" w:sz="2" w:space="0" w:color="E6E6E6"/>
+          <w:bottom w:val="single" w:sz="2" w:space="0" w:color="E6E6E6"/>
+          <w:right w:val="single" w:sz="2" w:space="0" w:color="E6E6E6"/>
+        </w:pBdr>
+        <w:shd w:val="clear" w:color="auto" w:fill="FFFFFF"/>
+        <w:spacing w:after="0" w:line="330" w:lineRule="atLeast"/>
+        <w:outlineLvl w:val="3"/>
+        <w:rPr>
+          <w:rFonts w:ascii="Arial" w:eastAsia="Times New Roman" w:hAnsi="Arial" w:cs="Arial"/>
+          <w:b/>
+          <w:bCs/>
+          <w:kern w:val="0"/>
+          <w14:ligatures w14:val="none"/>
+        </w:rPr>
+      </w:pPr>
+      <w:r>
+        <w:rPr>
+          <w:rFonts w:ascii="Arial" w:eastAsia="Times New Roman" w:hAnsi="Arial" w:cs="Arial"/>
+          <w:b/>
+          <w:bCs/>
+          <w:kern w:val="0"/>
+          <w14:ligatures w14:val="none"/>
+        </w:rPr>
+        <w:t>Responsibilities</w:t>
+      </w:r>
+    </w:p>
+    <w:p>
+      <w:pPr>
+        <w:pBdr>
+          <w:top w:val="single" w:sz="2" w:space="0" w:color="E6E6E6"/>
+          <w:left w:val="single" w:sz="2" w:space="0" w:color="E6E6E6"/>
+          <w:bottom w:val="single" w:sz="2" w:space="0" w:color="E6E6E6"/>
+          <w:right w:val="single" w:sz="2" w:space="0" w:color="E6E6E6"/>
+        </w:pBdr>
+        <w:shd w:val="clear" w:color="auto" w:fill="FFFFFF"/>
+        <w:spacing w:before="100" w:beforeAutospacing="1" w:after="100" w:afterAutospacing="1" w:line="360" w:lineRule="atLeast"/>
+        <w:rPr>
+          <w:rFonts w:ascii="Arial" w:eastAsia="Times New Roman" w:hAnsi="Arial" w:cs="Arial"/>
+          <w:kern w:val="0"/>
+          <w14:ligatures w14:val="none"/>
+        </w:rPr>
+      </w:pPr>
+      <w:r>
+        <w:rPr>
+          <w:rFonts w:ascii="Arial" w:eastAsia="Times New Roman" w:hAnsi="Arial" w:cs="Arial"/>
+          <w:kern w:val="0"/>
+          <w14:ligatures w14:val="none"/>
+        </w:rPr>
+        <w:t>The exact responsibilities of a lighting artist will depend on the team that they’re working on. They may be working as part of a wider team, they may be the only person working on the lighting for the experience, or they may even be a more generalist technical artist working on lighting as part of a wider set of responsibilities.</w:t>
+      </w:r>
+    </w:p>
+    <w:p>
+      <w:pPr>
+        <w:pBdr>
+          <w:top w:val="single" w:sz="2" w:space="0" w:color="E6E6E6"/>
+          <w:left w:val="single" w:sz="2" w:space="0" w:color="E6E6E6"/>
+          <w:bottom w:val="single" w:sz="2" w:space="0" w:color="E6E6E6"/>
+          <w:right w:val="single" w:sz="2" w:space="0" w:color="E6E6E6"/>
+        </w:pBdr>
+        <w:shd w:val="clear" w:color="auto" w:fill="FFFFFF"/>
+        <w:spacing w:after="0" w:line="330" w:lineRule="atLeast"/>
+        <w:outlineLvl w:val="3"/>
+        <w:rPr>
+          <w:rFonts w:ascii="Arial" w:eastAsia="Times New Roman" w:hAnsi="Arial" w:cs="Arial"/>
+          <w:b/>
+          <w:bCs/>
+          <w:kern w:val="0"/>
+          <w14:ligatures w14:val="none"/>
+        </w:rPr>
+      </w:pPr>
+      <w:r>
+        <w:rPr>
+          <w:rFonts w:ascii="Arial" w:eastAsia="Times New Roman" w:hAnsi="Arial" w:cs="Arial"/>
+          <w:b/>
+          <w:bCs/>
+          <w:kern w:val="0"/>
+          <w14:ligatures w14:val="none"/>
+        </w:rPr>
+        <w:t>Expert perspectives</w:t>
+      </w:r>
+    </w:p>
+    <w:p>
+      <w:pPr>
+        <w:pBdr>
+          <w:top w:val="single" w:sz="2" w:space="0" w:color="E6E6E6"/>
+          <w:left w:val="single" w:sz="2" w:space="0" w:color="E6E6E6"/>
+          <w:bottom w:val="single" w:sz="2" w:space="0" w:color="E6E6E6"/>
+          <w:right w:val="single" w:sz="2" w:space="0" w:color="E6E6E6"/>
+        </w:pBdr>
+        <w:shd w:val="clear" w:color="auto" w:fill="FFFFFF"/>
+        <w:spacing w:before="100" w:beforeAutospacing="1" w:after="100" w:afterAutospacing="1" w:line="360" w:lineRule="atLeast"/>
+        <w:rPr>
+          <w:rFonts w:ascii="Arial" w:eastAsia="Times New Roman" w:hAnsi="Arial" w:cs="Arial"/>
+          <w:kern w:val="0"/>
+          <w14:ligatures w14:val="none"/>
+        </w:rPr>
+      </w:pPr>
+      <w:r>
+        <w:rPr>
+          <w:rFonts w:ascii="Arial" w:eastAsia="Times New Roman" w:hAnsi="Arial" w:cs="Arial"/>
+          <w:kern w:val="0"/>
+          <w14:ligatures w14:val="none"/>
+        </w:rPr>
+        <w:t xml:space="preserve">If your goal is to become a lighting artist or to further explore technical art roles in real-time industries, completing the whole </w:t>
+      </w:r>
+      <w:r>
+        <w:rPr>
+          <w:rFonts w:ascii="Arial" w:eastAsia="Times New Roman" w:hAnsi="Arial" w:cs="Arial"/>
+          <w:b/>
+          <w:bCs/>
+          <w:kern w:val="0"/>
           <w:bdr w:val="single" w:sz="2" w:space="0" w:color="E6E6E6" w:frame="1"/>
           <w14:ligatures w14:val="none"/>
         </w:rPr>
-        <w:t>Q&amp;A (0)</w:t>
-      </w:r>
-    </w:p>
-    <w:p>
-      <w:pPr>
-        <w:pBdr>
-          <w:top w:val="single" w:sz="2" w:space="0" w:color="E6E6E6"/>
-          <w:left w:val="single" w:sz="2" w:space="0" w:color="E6E6E6"/>
-          <w:bottom w:val="single" w:sz="2" w:space="0" w:color="E6E6E6"/>
-          <w:right w:val="single" w:sz="2" w:space="0" w:color="E6E6E6"/>
-        </w:pBdr>
-        <w:shd w:val="clear" w:color="auto" w:fill="FFFFFF"/>
-        <w:spacing w:after="0" w:line="360" w:lineRule="atLeast"/>
-        <w:rPr>
-          <w:rFonts w:ascii="Arial" w:eastAsia="Times New Roman" w:hAnsi="Arial" w:cs="Arial"/>
-          <w:kern w:val="0"/>
-          <w14:ligatures w14:val="none"/>
-        </w:rPr>
-      </w:pPr>
-      <w:r>
-        <w:rPr>
-          <w:rFonts w:ascii="Arial" w:eastAsia="Times New Roman" w:hAnsi="Arial" w:cs="Arial"/>
-          <w:kern w:val="0"/>
-          <w14:ligatures w14:val="none"/>
-        </w:rPr>
-        <w:t>Although light waves travel in a straight line, there are two ways that the direction of that travel can change:</w:t>
-      </w:r>
-    </w:p>
-    <w:p>
-      <w:pPr>
-        <w:numPr>
-          <w:ilvl w:val="0"/>
-          <w:numId w:val="8"/>
-        </w:numPr>
-        <w:pBdr>
-          <w:top w:val="single" w:sz="2" w:space="0" w:color="E6E6E6"/>
-          <w:left w:val="single" w:sz="2" w:space="15" w:color="E6E6E6"/>
+        <w:t>Creative Core</w:t>
+      </w:r>
+      <w:r>
+        <w:rPr>
+          <w:rFonts w:ascii="Arial" w:eastAsia="Times New Roman" w:hAnsi="Arial" w:cs="Arial"/>
+          <w:kern w:val="0"/>
+          <w14:ligatures w14:val="none"/>
+        </w:rPr>
+        <w:t xml:space="preserve"> pathway is a great way to build a solid foundation for this.</w:t>
+      </w:r>
+    </w:p>
+    <w:p>
+      <w:pPr>
+        <w:pBdr>
+          <w:top w:val="single" w:sz="2" w:space="0" w:color="E6E6E6"/>
+          <w:left w:val="single" w:sz="2" w:space="0" w:color="E6E6E6"/>
           <w:bottom w:val="single" w:sz="2" w:space="0" w:color="E6E6E6"/>
           <w:right w:val="single" w:sz="2" w:space="0" w:color="E6E6E6"/>
         </w:pBdr>
@@ -2791,249 +3021,10 @@
       <w:r>
         <w:rPr>
           <w:rFonts w:ascii="Arial" w:eastAsia="Times New Roman" w:hAnsi="Arial" w:cs="Arial"/>
-          <w:b/>
-          <w:bCs/>
-          <w:kern w:val="0"/>
-          <w:bdr w:val="single" w:sz="2" w:space="0" w:color="E6E6E6" w:frame="1"/>
-          <w14:ligatures w14:val="none"/>
-        </w:rPr>
-        <w:lastRenderedPageBreak/>
-        <w:t>Reflection</w:t>
-      </w:r>
-      <w:r>
-        <w:rPr>
-          <w:rFonts w:ascii="Arial" w:eastAsia="Times New Roman" w:hAnsi="Arial" w:cs="Arial"/>
-          <w:kern w:val="0"/>
-          <w14:ligatures w14:val="none"/>
-        </w:rPr>
-        <w:t>: When a light wave impacts a surface and is redirected, as you learned in the previous step.</w:t>
-      </w:r>
-    </w:p>
-    <w:p>
-      <w:pPr>
-        <w:numPr>
-          <w:ilvl w:val="0"/>
-          <w:numId w:val="8"/>
-        </w:numPr>
-        <w:pBdr>
-          <w:top w:val="single" w:sz="2" w:space="0" w:color="E6E6E6"/>
-          <w:left w:val="single" w:sz="2" w:space="15" w:color="E6E6E6"/>
-          <w:bottom w:val="single" w:sz="2" w:space="0" w:color="E6E6E6"/>
-          <w:right w:val="single" w:sz="2" w:space="0" w:color="E6E6E6"/>
-        </w:pBdr>
-        <w:shd w:val="clear" w:color="auto" w:fill="FFFFFF"/>
-        <w:spacing w:before="100" w:beforeAutospacing="1" w:after="100" w:afterAutospacing="1" w:line="360" w:lineRule="atLeast"/>
-        <w:rPr>
-          <w:rFonts w:ascii="Arial" w:eastAsia="Times New Roman" w:hAnsi="Arial" w:cs="Arial"/>
-          <w:kern w:val="0"/>
-          <w14:ligatures w14:val="none"/>
-        </w:rPr>
-      </w:pPr>
-      <w:r>
-        <w:rPr>
-          <w:rFonts w:ascii="Arial" w:eastAsia="Times New Roman" w:hAnsi="Arial" w:cs="Arial"/>
-          <w:b/>
-          <w:bCs/>
-          <w:kern w:val="0"/>
-          <w:bdr w:val="single" w:sz="2" w:space="0" w:color="E6E6E6" w:frame="1"/>
-          <w14:ligatures w14:val="none"/>
-        </w:rPr>
-        <w:t>Refraction</w:t>
-      </w:r>
-      <w:r>
-        <w:rPr>
-          <w:rFonts w:ascii="Arial" w:eastAsia="Times New Roman" w:hAnsi="Arial" w:cs="Arial"/>
-          <w:kern w:val="0"/>
-          <w14:ligatures w14:val="none"/>
-        </w:rPr>
-        <w:t>: When a light wave passes through something other than air (like water or glass) and its path is changed by that.</w:t>
-      </w:r>
-    </w:p>
-    <w:p>
-      <w:pPr>
-        <w:pBdr>
-          <w:top w:val="single" w:sz="2" w:space="0" w:color="E6E6E6"/>
-          <w:left w:val="single" w:sz="2" w:space="0" w:color="E6E6E6"/>
-          <w:bottom w:val="single" w:sz="2" w:space="0" w:color="E6E6E6"/>
-          <w:right w:val="single" w:sz="2" w:space="0" w:color="E6E6E6"/>
-        </w:pBdr>
-        <w:shd w:val="clear" w:color="auto" w:fill="FFFFFF"/>
-        <w:spacing w:before="100" w:beforeAutospacing="1" w:after="100" w:afterAutospacing="1" w:line="360" w:lineRule="atLeast"/>
-        <w:rPr>
-          <w:rFonts w:ascii="Arial" w:eastAsia="Times New Roman" w:hAnsi="Arial" w:cs="Arial"/>
-          <w:kern w:val="0"/>
-          <w14:ligatures w14:val="none"/>
-        </w:rPr>
-      </w:pPr>
-      <w:r>
-        <w:rPr>
-          <w:rFonts w:ascii="Arial" w:eastAsia="Times New Roman" w:hAnsi="Arial" w:cs="Arial"/>
-          <w:kern w:val="0"/>
-          <w14:ligatures w14:val="none"/>
-        </w:rPr>
-        <w:t xml:space="preserve">White light, like the light emitted by the sun, is </w:t>
-      </w:r>
-      <w:proofErr w:type="gramStart"/>
-      <w:r>
-        <w:rPr>
-          <w:rFonts w:ascii="Arial" w:eastAsia="Times New Roman" w:hAnsi="Arial" w:cs="Arial"/>
-          <w:kern w:val="0"/>
-          <w14:ligatures w14:val="none"/>
-        </w:rPr>
-        <w:t>actually a</w:t>
-      </w:r>
-      <w:proofErr w:type="gramEnd"/>
-      <w:r>
-        <w:rPr>
-          <w:rFonts w:ascii="Arial" w:eastAsia="Times New Roman" w:hAnsi="Arial" w:cs="Arial"/>
-          <w:kern w:val="0"/>
-          <w14:ligatures w14:val="none"/>
-        </w:rPr>
-        <w:t xml:space="preserve"> spectrum of colors that humans perceive as white when they are combined. When you refract white light through a prism, you can disperse it into the spectrum of colors — you might notice a rainbow effect created by light hitting pieces of glass sometimes.</w:t>
-      </w:r>
-    </w:p>
-    <w:p>
-      <w:pPr>
-        <w:shd w:val="clear" w:color="auto" w:fill="FFFFFF"/>
-        <w:spacing w:after="0" w:line="240" w:lineRule="auto"/>
-        <w:rPr>
-          <w:rFonts w:ascii="Times New Roman" w:eastAsia="Times New Roman" w:hAnsi="Times New Roman" w:cs="Times New Roman"/>
-          <w:kern w:val="0"/>
-          <w14:ligatures w14:val="none"/>
-        </w:rPr>
-      </w:pPr>
-      <w:r>
-        <w:rPr>
-          <w:rFonts w:ascii="Times New Roman" w:eastAsia="Times New Roman" w:hAnsi="Times New Roman" w:cs="Times New Roman"/>
-          <w:kern w:val="0"/>
-          <w14:ligatures w14:val="none"/>
-        </w:rPr>
-        <w:fldChar w:fldCharType="begin"/>
-      </w:r>
-      <w:r>
-        <w:rPr>
-          <w:rFonts w:ascii="Times New Roman" w:eastAsia="Times New Roman" w:hAnsi="Times New Roman" w:cs="Times New Roman"/>
-          <w:kern w:val="0"/>
-          <w14:ligatures w14:val="none"/>
-        </w:rPr>
-        <w:instrText xml:space="preserve"> INCLUDEPICTURE "https://connect-mediagw.unity.com/h1/20211122/learn/images/9ded4cd5-18e7-4164-a7e1-6bde52be9124_CC_Light_Graphic_2b.png" \* MERGEFORMATINET </w:instrText>
-      </w:r>
-      <w:r>
-        <w:rPr>
-          <w:rFonts w:ascii="Times New Roman" w:eastAsia="Times New Roman" w:hAnsi="Times New Roman" w:cs="Times New Roman"/>
-          <w:kern w:val="0"/>
-          <w14:ligatures w14:val="none"/>
-        </w:rPr>
-        <w:fldChar w:fldCharType="separate"/>
-      </w:r>
-      <w:r>
-        <w:rPr>
-          <w:rFonts w:ascii="Times New Roman" w:eastAsia="Times New Roman" w:hAnsi="Times New Roman" w:cs="Times New Roman"/>
-          <w:noProof/>
-          <w:kern w:val="0"/>
-          <w14:ligatures w14:val="none"/>
-        </w:rPr>
-        <w:drawing>
-          <wp:inline distT="0" distB="0" distL="0" distR="0" wp14:anchorId="507BCDE6" wp14:editId="2DFE136D">
-            <wp:extent cx="5943600" cy="3343910"/>
-            <wp:effectExtent l="0" t="0" r="0" b="0"/>
-            <wp:docPr id="283795924" name="Picture 1"/>
-            <wp:cNvGraphicFramePr>
-              <a:graphicFrameLocks xmlns:a="http://schemas.openxmlformats.org/drawingml/2006/main" noChangeAspect="1"/>
-            </wp:cNvGraphicFramePr>
-            <a:graphic xmlns:a="http://schemas.openxmlformats.org/drawingml/2006/main">
-              <a:graphicData uri="http://schemas.openxmlformats.org/drawingml/2006/picture">
-                <pic:pic xmlns:pic="http://schemas.openxmlformats.org/drawingml/2006/picture">
-                  <pic:nvPicPr>
-                    <pic:cNvPr id="0" name="Picture 4"/>
-                    <pic:cNvPicPr>
-                      <a:picLocks noChangeAspect="1" noChangeArrowheads="1"/>
-                    </pic:cNvPicPr>
-                  </pic:nvPicPr>
-                  <pic:blipFill>
-                    <a:blip r:embed="rId15" cstate="print">
-                      <a:extLst>
-                        <a:ext uri="{28A0092B-C50C-407E-A947-70E740481C1C}">
-                          <a14:useLocalDpi xmlns:a14="http://schemas.microsoft.com/office/drawing/2010/main" val="0"/>
-                        </a:ext>
-                      </a:extLst>
-                    </a:blip>
-                    <a:srcRect/>
-                    <a:stretch>
-                      <a:fillRect/>
-                    </a:stretch>
-                  </pic:blipFill>
-                  <pic:spPr bwMode="auto">
-                    <a:xfrm>
-                      <a:off x="0" y="0"/>
-                      <a:ext cx="5943600" cy="3343910"/>
-                    </a:xfrm>
-                    <a:prstGeom prst="rect">
-                      <a:avLst/>
-                    </a:prstGeom>
-                    <a:noFill/>
-                    <a:ln>
-                      <a:noFill/>
-                    </a:ln>
-                  </pic:spPr>
-                </pic:pic>
-              </a:graphicData>
-            </a:graphic>
-          </wp:inline>
-        </w:drawing>
-      </w:r>
-      <w:r>
-        <w:rPr>
-          <w:rFonts w:ascii="Times New Roman" w:eastAsia="Times New Roman" w:hAnsi="Times New Roman" w:cs="Times New Roman"/>
-          <w:kern w:val="0"/>
-          <w14:ligatures w14:val="none"/>
-        </w:rPr>
-        <w:fldChar w:fldCharType="end"/>
-      </w:r>
-    </w:p>
-    <w:p>
-      <w:pPr>
-        <w:pBdr>
-          <w:top w:val="single" w:sz="2" w:space="0" w:color="E6E6E6"/>
-          <w:left w:val="single" w:sz="2" w:space="0" w:color="E6E6E6"/>
-          <w:bottom w:val="single" w:sz="2" w:space="0" w:color="E6E6E6"/>
-          <w:right w:val="single" w:sz="2" w:space="0" w:color="E6E6E6"/>
-        </w:pBdr>
-        <w:shd w:val="clear" w:color="auto" w:fill="FFFFFF"/>
-        <w:spacing w:before="100" w:beforeAutospacing="1" w:after="100" w:afterAutospacing="1" w:line="360" w:lineRule="atLeast"/>
-        <w:rPr>
-          <w:rFonts w:ascii="Arial" w:eastAsia="Times New Roman" w:hAnsi="Arial" w:cs="Arial"/>
-          <w:kern w:val="0"/>
-          <w14:ligatures w14:val="none"/>
-        </w:rPr>
-      </w:pPr>
-      <w:r>
-        <w:rPr>
-          <w:rFonts w:ascii="Arial" w:eastAsia="Times New Roman" w:hAnsi="Arial" w:cs="Arial"/>
-          <w:kern w:val="0"/>
-          <w14:ligatures w14:val="none"/>
-        </w:rPr>
-        <w:t>You’ll mostly work with reflection in this learning experience, but it’s helpful to have a very basic understanding of both when you’re working in rendering-related domains.</w:t>
-      </w:r>
-    </w:p>
-    <w:p>
-      <w:pPr>
-        <w:shd w:val="clear" w:color="auto" w:fill="FFFFFF"/>
-        <w:spacing w:after="0" w:line="240" w:lineRule="auto"/>
-        <w:rPr>
-          <w:rFonts w:ascii="Times New Roman" w:eastAsia="Times New Roman" w:hAnsi="Times New Roman" w:cs="Times New Roman"/>
-          <w:kern w:val="0"/>
-          <w14:ligatures w14:val="none"/>
-        </w:rPr>
-      </w:pPr>
-      <w:r>
-        <w:rPr>
-          <w:rFonts w:ascii="Times New Roman" w:eastAsia="Times New Roman" w:hAnsi="Times New Roman" w:cs="Times New Roman"/>
-          <w:kern w:val="0"/>
-          <w:bdr w:val="single" w:sz="2" w:space="0" w:color="E6E6E6" w:frame="1"/>
-          <w14:ligatures w14:val="none"/>
-        </w:rPr>
-        <w:t>Mark step incomplete</w:t>
+          <w:kern w:val="0"/>
+          <w14:ligatures w14:val="none"/>
+        </w:rPr>
+        <w:t>Let’s hear a little more from our two expert creators, in their own words. What do they like best about the role?</w:t>
       </w:r>
     </w:p>
     <w:p>
@@ -3069,32 +3060,7 @@
           <w:szCs w:val="57"/>
           <w14:ligatures w14:val="none"/>
         </w:rPr>
-        <w:t>8. What is the artistic impact of lighting?</w:t>
-      </w:r>
-    </w:p>
-    <w:p>
-      <w:pPr>
-        <w:shd w:val="clear" w:color="auto" w:fill="FFFFFF"/>
-        <w:spacing w:after="0" w:line="240" w:lineRule="auto"/>
-        <w:rPr>
-          <w:rFonts w:ascii="Times New Roman" w:eastAsia="Times New Roman" w:hAnsi="Times New Roman" w:cs="Times New Roman"/>
-          <w:kern w:val="0"/>
-          <w14:ligatures w14:val="none"/>
-        </w:rPr>
-      </w:pPr>
-      <w:r>
-        <w:rPr>
-          <w:rFonts w:ascii="Arial" w:eastAsia="Times New Roman" w:hAnsi="Arial" w:cs="Arial"/>
-          <w:b/>
-          <w:bCs/>
-          <w:spacing w:val="13"/>
-          <w:kern w:val="0"/>
-          <w:sz w:val="21"/>
-          <w:szCs w:val="21"/>
-          <w:bdr w:val="single" w:sz="2" w:space="0" w:color="E6E6E6" w:frame="1"/>
-          <w14:ligatures w14:val="none"/>
-        </w:rPr>
-        <w:t>Q&amp;A (0)</w:t>
+        <w:t>10. Extend: Examine the light sources</w:t>
       </w:r>
     </w:p>
     <w:p>
@@ -3119,488 +3085,23 @@
           <w:kern w:val="0"/>
           <w14:ligatures w14:val="none"/>
         </w:rPr>
-        <w:lastRenderedPageBreak/>
-        <w:t>Now you’ve reviewed the basic properties and behavior of light, but that’s not all you need to know. Let’s hear from our expert creators about the artistic impact of lighting in a real-time project:</w:t>
-      </w:r>
-    </w:p>
-    <w:p>
-      <w:pPr>
-        <w:shd w:val="clear" w:color="auto" w:fill="FFFFFF"/>
-        <w:spacing w:after="0" w:line="240" w:lineRule="auto"/>
-        <w:rPr>
-          <w:rFonts w:ascii="Times New Roman" w:eastAsia="Times New Roman" w:hAnsi="Times New Roman" w:cs="Times New Roman"/>
-          <w:kern w:val="0"/>
-          <w14:ligatures w14:val="none"/>
-        </w:rPr>
-      </w:pPr>
-      <w:r>
-        <w:rPr>
-          <w:rFonts w:ascii="Times New Roman" w:eastAsia="Times New Roman" w:hAnsi="Times New Roman" w:cs="Times New Roman"/>
-          <w:kern w:val="0"/>
-          <w:bdr w:val="none" w:sz="0" w:space="0" w:color="auto" w:frame="1"/>
-          <w14:ligatures w14:val="none"/>
-        </w:rPr>
-        <w:t>Play Video</w:t>
-      </w:r>
-    </w:p>
-    <w:p>
-      <w:pPr>
-        <w:pBdr>
-          <w:top w:val="single" w:sz="2" w:space="0" w:color="E6E6E6"/>
-          <w:left w:val="single" w:sz="2" w:space="0" w:color="E6E6E6"/>
-          <w:bottom w:val="single" w:sz="2" w:space="0" w:color="E6E6E6"/>
-          <w:right w:val="single" w:sz="2" w:space="0" w:color="E6E6E6"/>
-        </w:pBdr>
-        <w:shd w:val="clear" w:color="auto" w:fill="FFFFFF"/>
-        <w:spacing w:before="100" w:beforeAutospacing="1" w:after="100" w:afterAutospacing="1" w:line="360" w:lineRule="atLeast"/>
-        <w:rPr>
-          <w:rFonts w:ascii="Arial" w:eastAsia="Times New Roman" w:hAnsi="Arial" w:cs="Arial"/>
-          <w:kern w:val="0"/>
-          <w14:ligatures w14:val="none"/>
-        </w:rPr>
-      </w:pPr>
-      <w:r>
-        <w:rPr>
-          <w:rFonts w:ascii="Arial" w:eastAsia="Times New Roman" w:hAnsi="Arial" w:cs="Arial"/>
-          <w:kern w:val="0"/>
-          <w14:ligatures w14:val="none"/>
-        </w:rPr>
-        <w:t>Although this learning experience focuses on the technical implementation of lighting in Unity, we’ll provide some guidance on topics that you can independently research to develop your skills and understanding of the artistic side of lighting design. As you progress, you’ll also hear more guidance from our expert creators on how to further develop your skills — both technical and artistic!</w:t>
-      </w:r>
-    </w:p>
-    <w:p>
-      <w:pPr>
-        <w:shd w:val="clear" w:color="auto" w:fill="FFFFFF"/>
-        <w:spacing w:after="0" w:line="240" w:lineRule="auto"/>
-        <w:rPr>
-          <w:rFonts w:ascii="Times New Roman" w:eastAsia="Times New Roman" w:hAnsi="Times New Roman" w:cs="Times New Roman"/>
-          <w:kern w:val="0"/>
-          <w14:ligatures w14:val="none"/>
-        </w:rPr>
-      </w:pPr>
-      <w:r>
-        <w:rPr>
-          <w:rFonts w:ascii="Times New Roman" w:eastAsia="Times New Roman" w:hAnsi="Times New Roman" w:cs="Times New Roman"/>
-          <w:kern w:val="0"/>
-          <w:bdr w:val="single" w:sz="2" w:space="0" w:color="E6E6E6" w:frame="1"/>
-          <w14:ligatures w14:val="none"/>
-        </w:rPr>
-        <w:t>Mark step incomplete</w:t>
-      </w:r>
-    </w:p>
-    <w:p>
-      <w:pPr>
-        <w:pBdr>
-          <w:top w:val="single" w:sz="2" w:space="0" w:color="E6E6E6"/>
-          <w:left w:val="single" w:sz="2" w:space="0" w:color="E6E6E6"/>
-          <w:bottom w:val="single" w:sz="2" w:space="0" w:color="E6E6E6"/>
-          <w:right w:val="single" w:sz="2" w:space="0" w:color="E6E6E6"/>
-        </w:pBdr>
-        <w:shd w:val="clear" w:color="auto" w:fill="FFFFFF"/>
-        <w:spacing w:after="0" w:line="750" w:lineRule="atLeast"/>
-        <w:outlineLvl w:val="1"/>
-        <w:rPr>
-          <w:rFonts w:ascii="Arial" w:eastAsia="Times New Roman" w:hAnsi="Arial" w:cs="Arial"/>
-          <w:b/>
-          <w:bCs/>
-          <w:spacing w:val="-11"/>
-          <w:kern w:val="0"/>
-          <w:sz w:val="57"/>
-          <w:szCs w:val="57"/>
-          <w14:ligatures w14:val="none"/>
-        </w:rPr>
-      </w:pPr>
-      <w:r>
-        <w:rPr>
-          <w:rFonts w:ascii="Arial" w:eastAsia="Times New Roman" w:hAnsi="Arial" w:cs="Arial"/>
-          <w:b/>
-          <w:bCs/>
-          <w:spacing w:val="-11"/>
-          <w:kern w:val="0"/>
-          <w:sz w:val="57"/>
-          <w:szCs w:val="57"/>
-          <w14:ligatures w14:val="none"/>
-        </w:rPr>
-        <w:t>9. What does a lighting artist do?</w:t>
-      </w:r>
-    </w:p>
-    <w:p>
-      <w:pPr>
-        <w:shd w:val="clear" w:color="auto" w:fill="FFFFFF"/>
-        <w:spacing w:after="0" w:line="240" w:lineRule="auto"/>
-        <w:rPr>
-          <w:rFonts w:ascii="Times New Roman" w:eastAsia="Times New Roman" w:hAnsi="Times New Roman" w:cs="Times New Roman"/>
-          <w:kern w:val="0"/>
-          <w14:ligatures w14:val="none"/>
-        </w:rPr>
-      </w:pPr>
-      <w:r>
-        <w:rPr>
-          <w:rFonts w:ascii="Arial" w:eastAsia="Times New Roman" w:hAnsi="Arial" w:cs="Arial"/>
-          <w:b/>
-          <w:bCs/>
-          <w:spacing w:val="13"/>
-          <w:kern w:val="0"/>
-          <w:sz w:val="21"/>
-          <w:szCs w:val="21"/>
-          <w:bdr w:val="single" w:sz="2" w:space="0" w:color="E6E6E6" w:frame="1"/>
-          <w14:ligatures w14:val="none"/>
-        </w:rPr>
-        <w:t>Q&amp;A (0)</w:t>
-      </w:r>
-    </w:p>
-    <w:p>
-      <w:pPr>
-        <w:pBdr>
-          <w:top w:val="single" w:sz="2" w:space="0" w:color="E6E6E6"/>
-          <w:left w:val="single" w:sz="2" w:space="0" w:color="E6E6E6"/>
-          <w:bottom w:val="single" w:sz="2" w:space="0" w:color="E6E6E6"/>
-          <w:right w:val="single" w:sz="2" w:space="0" w:color="E6E6E6"/>
-        </w:pBdr>
-        <w:shd w:val="clear" w:color="auto" w:fill="FFFFFF"/>
-        <w:spacing w:after="0" w:line="330" w:lineRule="atLeast"/>
-        <w:outlineLvl w:val="3"/>
-        <w:rPr>
-          <w:rFonts w:ascii="Arial" w:eastAsia="Times New Roman" w:hAnsi="Arial" w:cs="Arial"/>
-          <w:b/>
-          <w:bCs/>
-          <w:kern w:val="0"/>
-          <w14:ligatures w14:val="none"/>
-        </w:rPr>
-      </w:pPr>
-      <w:r>
-        <w:rPr>
-          <w:rFonts w:ascii="Arial" w:eastAsia="Times New Roman" w:hAnsi="Arial" w:cs="Arial"/>
-          <w:b/>
-          <w:bCs/>
-          <w:kern w:val="0"/>
-          <w14:ligatures w14:val="none"/>
-        </w:rPr>
-        <w:t>Background</w:t>
-      </w:r>
-    </w:p>
-    <w:p>
-      <w:pPr>
-        <w:pBdr>
-          <w:top w:val="single" w:sz="2" w:space="0" w:color="E6E6E6"/>
-          <w:left w:val="single" w:sz="2" w:space="0" w:color="E6E6E6"/>
-          <w:bottom w:val="single" w:sz="2" w:space="0" w:color="E6E6E6"/>
-          <w:right w:val="single" w:sz="2" w:space="0" w:color="E6E6E6"/>
-        </w:pBdr>
-        <w:shd w:val="clear" w:color="auto" w:fill="FFFFFF"/>
-        <w:spacing w:before="100" w:beforeAutospacing="1" w:after="100" w:afterAutospacing="1" w:line="360" w:lineRule="atLeast"/>
-        <w:rPr>
-          <w:rFonts w:ascii="Arial" w:eastAsia="Times New Roman" w:hAnsi="Arial" w:cs="Arial"/>
-          <w:kern w:val="0"/>
-          <w14:ligatures w14:val="none"/>
-        </w:rPr>
-      </w:pPr>
-      <w:r>
-        <w:rPr>
-          <w:rFonts w:ascii="Arial" w:eastAsia="Times New Roman" w:hAnsi="Arial" w:cs="Arial"/>
-          <w:kern w:val="0"/>
-          <w14:ligatures w14:val="none"/>
-        </w:rPr>
-        <w:t xml:space="preserve">As with many disciplines, lighting artists operate at the intersection of technical skill and creative expression. They literally illuminate the real-time experience by painting with light, but lighting artists also </w:t>
-      </w:r>
-      <w:proofErr w:type="gramStart"/>
-      <w:r>
-        <w:rPr>
-          <w:rFonts w:ascii="Arial" w:eastAsia="Times New Roman" w:hAnsi="Arial" w:cs="Arial"/>
-          <w:kern w:val="0"/>
-          <w14:ligatures w14:val="none"/>
-        </w:rPr>
-        <w:t>have to</w:t>
-      </w:r>
-      <w:proofErr w:type="gramEnd"/>
-      <w:r>
-        <w:rPr>
-          <w:rFonts w:ascii="Arial" w:eastAsia="Times New Roman" w:hAnsi="Arial" w:cs="Arial"/>
-          <w:kern w:val="0"/>
-          <w14:ligatures w14:val="none"/>
-        </w:rPr>
-        <w:t xml:space="preserve"> bring a creative vision to life within the practical constraints of a particular project. It’s important for lighting artists to develop a nuanced cross-domain understanding of the roles and responsibilities of everyone else on their team. Beyond improving communication and collaboration, this helps them achieve better results that meet everyone’s requirements.</w:t>
-      </w:r>
-    </w:p>
-    <w:p>
-      <w:pPr>
-        <w:pBdr>
-          <w:top w:val="single" w:sz="2" w:space="0" w:color="E6E6E6"/>
-          <w:left w:val="single" w:sz="2" w:space="0" w:color="E6E6E6"/>
-          <w:bottom w:val="single" w:sz="2" w:space="0" w:color="E6E6E6"/>
-          <w:right w:val="single" w:sz="2" w:space="0" w:color="E6E6E6"/>
-        </w:pBdr>
-        <w:shd w:val="clear" w:color="auto" w:fill="FFFFFF"/>
-        <w:spacing w:after="0" w:line="330" w:lineRule="atLeast"/>
-        <w:outlineLvl w:val="3"/>
-        <w:rPr>
-          <w:rFonts w:ascii="Arial" w:eastAsia="Times New Roman" w:hAnsi="Arial" w:cs="Arial"/>
-          <w:b/>
-          <w:bCs/>
-          <w:kern w:val="0"/>
-          <w14:ligatures w14:val="none"/>
-        </w:rPr>
-      </w:pPr>
-      <w:r>
-        <w:rPr>
-          <w:rFonts w:ascii="Arial" w:eastAsia="Times New Roman" w:hAnsi="Arial" w:cs="Arial"/>
-          <w:b/>
-          <w:bCs/>
-          <w:kern w:val="0"/>
-          <w14:ligatures w14:val="none"/>
-        </w:rPr>
-        <w:t>Responsibilities</w:t>
-      </w:r>
-    </w:p>
-    <w:p>
-      <w:pPr>
-        <w:pBdr>
-          <w:top w:val="single" w:sz="2" w:space="0" w:color="E6E6E6"/>
-          <w:left w:val="single" w:sz="2" w:space="0" w:color="E6E6E6"/>
-          <w:bottom w:val="single" w:sz="2" w:space="0" w:color="E6E6E6"/>
-          <w:right w:val="single" w:sz="2" w:space="0" w:color="E6E6E6"/>
-        </w:pBdr>
-        <w:shd w:val="clear" w:color="auto" w:fill="FFFFFF"/>
-        <w:spacing w:before="100" w:beforeAutospacing="1" w:after="100" w:afterAutospacing="1" w:line="360" w:lineRule="atLeast"/>
-        <w:rPr>
-          <w:rFonts w:ascii="Arial" w:eastAsia="Times New Roman" w:hAnsi="Arial" w:cs="Arial"/>
-          <w:kern w:val="0"/>
-          <w14:ligatures w14:val="none"/>
-        </w:rPr>
-      </w:pPr>
-      <w:r>
-        <w:rPr>
-          <w:rFonts w:ascii="Arial" w:eastAsia="Times New Roman" w:hAnsi="Arial" w:cs="Arial"/>
-          <w:kern w:val="0"/>
-          <w14:ligatures w14:val="none"/>
-        </w:rPr>
-        <w:t>The exact responsibilities of a lighting artist will depend on the team that they’re working on. They may be working as part of a wider team, they may be the only person working on the lighting for the experience, or they may even be a more generalist technical artist working on lighting as part of a wider set of responsibilities.</w:t>
-      </w:r>
-    </w:p>
-    <w:p>
-      <w:pPr>
-        <w:pBdr>
-          <w:top w:val="single" w:sz="2" w:space="0" w:color="E6E6E6"/>
-          <w:left w:val="single" w:sz="2" w:space="0" w:color="E6E6E6"/>
-          <w:bottom w:val="single" w:sz="2" w:space="0" w:color="E6E6E6"/>
-          <w:right w:val="single" w:sz="2" w:space="0" w:color="E6E6E6"/>
-        </w:pBdr>
-        <w:shd w:val="clear" w:color="auto" w:fill="FFFFFF"/>
-        <w:spacing w:after="0" w:line="330" w:lineRule="atLeast"/>
-        <w:outlineLvl w:val="3"/>
-        <w:rPr>
-          <w:rFonts w:ascii="Arial" w:eastAsia="Times New Roman" w:hAnsi="Arial" w:cs="Arial"/>
-          <w:b/>
-          <w:bCs/>
-          <w:kern w:val="0"/>
-          <w14:ligatures w14:val="none"/>
-        </w:rPr>
-      </w:pPr>
-      <w:r>
-        <w:rPr>
-          <w:rFonts w:ascii="Arial" w:eastAsia="Times New Roman" w:hAnsi="Arial" w:cs="Arial"/>
-          <w:b/>
-          <w:bCs/>
-          <w:kern w:val="0"/>
-          <w14:ligatures w14:val="none"/>
-        </w:rPr>
-        <w:t>Expert perspectives</w:t>
-      </w:r>
-    </w:p>
-    <w:p>
-      <w:pPr>
-        <w:pBdr>
-          <w:top w:val="single" w:sz="2" w:space="0" w:color="E6E6E6"/>
-          <w:left w:val="single" w:sz="2" w:space="0" w:color="E6E6E6"/>
-          <w:bottom w:val="single" w:sz="2" w:space="0" w:color="E6E6E6"/>
-          <w:right w:val="single" w:sz="2" w:space="0" w:color="E6E6E6"/>
-        </w:pBdr>
-        <w:shd w:val="clear" w:color="auto" w:fill="FFFFFF"/>
-        <w:spacing w:before="100" w:beforeAutospacing="1" w:after="100" w:afterAutospacing="1" w:line="360" w:lineRule="atLeast"/>
-        <w:rPr>
-          <w:rFonts w:ascii="Arial" w:eastAsia="Times New Roman" w:hAnsi="Arial" w:cs="Arial"/>
-          <w:kern w:val="0"/>
-          <w14:ligatures w14:val="none"/>
-        </w:rPr>
-      </w:pPr>
-      <w:r>
-        <w:rPr>
-          <w:rFonts w:ascii="Arial" w:eastAsia="Times New Roman" w:hAnsi="Arial" w:cs="Arial"/>
-          <w:kern w:val="0"/>
-          <w14:ligatures w14:val="none"/>
-        </w:rPr>
-        <w:t xml:space="preserve">If your goal is to become a lighting artist or to further explore technical art roles in real-time industries, completing the whole </w:t>
-      </w:r>
-      <w:r>
-        <w:rPr>
-          <w:rFonts w:ascii="Arial" w:eastAsia="Times New Roman" w:hAnsi="Arial" w:cs="Arial"/>
-          <w:b/>
-          <w:bCs/>
-          <w:kern w:val="0"/>
-          <w:bdr w:val="single" w:sz="2" w:space="0" w:color="E6E6E6" w:frame="1"/>
-          <w14:ligatures w14:val="none"/>
-        </w:rPr>
-        <w:t>Creative Core</w:t>
-      </w:r>
-      <w:r>
-        <w:rPr>
-          <w:rFonts w:ascii="Arial" w:eastAsia="Times New Roman" w:hAnsi="Arial" w:cs="Arial"/>
-          <w:kern w:val="0"/>
-          <w14:ligatures w14:val="none"/>
-        </w:rPr>
-        <w:t xml:space="preserve"> pathway is a great way to build a solid foundation for this.</w:t>
-      </w:r>
-    </w:p>
-    <w:p>
-      <w:pPr>
-        <w:pBdr>
-          <w:top w:val="single" w:sz="2" w:space="0" w:color="E6E6E6"/>
-          <w:left w:val="single" w:sz="2" w:space="0" w:color="E6E6E6"/>
-          <w:bottom w:val="single" w:sz="2" w:space="0" w:color="E6E6E6"/>
-          <w:right w:val="single" w:sz="2" w:space="0" w:color="E6E6E6"/>
-        </w:pBdr>
-        <w:shd w:val="clear" w:color="auto" w:fill="FFFFFF"/>
-        <w:spacing w:before="100" w:beforeAutospacing="1" w:after="100" w:afterAutospacing="1" w:line="360" w:lineRule="atLeast"/>
-        <w:rPr>
-          <w:rFonts w:ascii="Arial" w:eastAsia="Times New Roman" w:hAnsi="Arial" w:cs="Arial"/>
-          <w:kern w:val="0"/>
-          <w14:ligatures w14:val="none"/>
-        </w:rPr>
-      </w:pPr>
-      <w:r>
-        <w:rPr>
-          <w:rFonts w:ascii="Arial" w:eastAsia="Times New Roman" w:hAnsi="Arial" w:cs="Arial"/>
-          <w:kern w:val="0"/>
-          <w14:ligatures w14:val="none"/>
-        </w:rPr>
-        <w:lastRenderedPageBreak/>
-        <w:t>Let’s hear a little more from our two expert creators, in their own words. What do they like best about the role?</w:t>
-      </w:r>
-    </w:p>
-    <w:p>
-      <w:pPr>
-        <w:shd w:val="clear" w:color="auto" w:fill="FFFFFF"/>
-        <w:spacing w:after="0" w:line="240" w:lineRule="auto"/>
-        <w:rPr>
-          <w:rFonts w:ascii="Times New Roman" w:eastAsia="Times New Roman" w:hAnsi="Times New Roman" w:cs="Times New Roman"/>
-          <w:kern w:val="0"/>
-          <w14:ligatures w14:val="none"/>
-        </w:rPr>
-      </w:pPr>
-      <w:r>
-        <w:rPr>
-          <w:rFonts w:ascii="Times New Roman" w:eastAsia="Times New Roman" w:hAnsi="Times New Roman" w:cs="Times New Roman"/>
-          <w:kern w:val="0"/>
-          <w:bdr w:val="none" w:sz="0" w:space="0" w:color="auto" w:frame="1"/>
-          <w14:ligatures w14:val="none"/>
-        </w:rPr>
-        <w:t>Play Video</w:t>
-      </w:r>
-    </w:p>
-    <w:p>
-      <w:pPr>
-        <w:shd w:val="clear" w:color="auto" w:fill="FFFFFF"/>
-        <w:spacing w:after="0" w:line="240" w:lineRule="auto"/>
-        <w:rPr>
-          <w:rFonts w:ascii="Times New Roman" w:eastAsia="Times New Roman" w:hAnsi="Times New Roman" w:cs="Times New Roman"/>
-          <w:kern w:val="0"/>
-          <w14:ligatures w14:val="none"/>
-        </w:rPr>
-      </w:pPr>
-      <w:r>
-        <w:rPr>
-          <w:rFonts w:ascii="Times New Roman" w:eastAsia="Times New Roman" w:hAnsi="Times New Roman" w:cs="Times New Roman"/>
-          <w:kern w:val="0"/>
-          <w:bdr w:val="single" w:sz="2" w:space="0" w:color="E6E6E6" w:frame="1"/>
-          <w14:ligatures w14:val="none"/>
-        </w:rPr>
-        <w:t>Mark step incomplete</w:t>
-      </w:r>
-    </w:p>
-    <w:p>
-      <w:pPr>
-        <w:pBdr>
-          <w:top w:val="single" w:sz="2" w:space="0" w:color="E6E6E6"/>
-          <w:left w:val="single" w:sz="2" w:space="0" w:color="E6E6E6"/>
-          <w:bottom w:val="single" w:sz="2" w:space="0" w:color="E6E6E6"/>
-          <w:right w:val="single" w:sz="2" w:space="0" w:color="E6E6E6"/>
-        </w:pBdr>
-        <w:shd w:val="clear" w:color="auto" w:fill="FFFFFF"/>
-        <w:spacing w:after="0" w:line="750" w:lineRule="atLeast"/>
-        <w:outlineLvl w:val="1"/>
-        <w:rPr>
-          <w:rFonts w:ascii="Arial" w:eastAsia="Times New Roman" w:hAnsi="Arial" w:cs="Arial"/>
-          <w:b/>
-          <w:bCs/>
-          <w:spacing w:val="-11"/>
-          <w:kern w:val="0"/>
-          <w:sz w:val="57"/>
-          <w:szCs w:val="57"/>
-          <w14:ligatures w14:val="none"/>
-        </w:rPr>
-      </w:pPr>
-      <w:r>
-        <w:rPr>
-          <w:rFonts w:ascii="Arial" w:eastAsia="Times New Roman" w:hAnsi="Arial" w:cs="Arial"/>
-          <w:b/>
-          <w:bCs/>
-          <w:spacing w:val="-11"/>
-          <w:kern w:val="0"/>
-          <w:sz w:val="57"/>
-          <w:szCs w:val="57"/>
-          <w14:ligatures w14:val="none"/>
-        </w:rPr>
-        <w:t>10. Extend: Examine the light sources</w:t>
-      </w:r>
-    </w:p>
-    <w:p>
-      <w:pPr>
-        <w:shd w:val="clear" w:color="auto" w:fill="FFFFFF"/>
-        <w:spacing w:after="0" w:line="240" w:lineRule="auto"/>
-        <w:rPr>
-          <w:rFonts w:ascii="Times New Roman" w:eastAsia="Times New Roman" w:hAnsi="Times New Roman" w:cs="Times New Roman"/>
-          <w:kern w:val="0"/>
-          <w14:ligatures w14:val="none"/>
-        </w:rPr>
-      </w:pPr>
-      <w:r>
-        <w:rPr>
-          <w:rFonts w:ascii="Arial" w:eastAsia="Times New Roman" w:hAnsi="Arial" w:cs="Arial"/>
-          <w:b/>
-          <w:bCs/>
-          <w:spacing w:val="13"/>
-          <w:kern w:val="0"/>
-          <w:sz w:val="21"/>
-          <w:szCs w:val="21"/>
-          <w:bdr w:val="single" w:sz="2" w:space="0" w:color="E6E6E6" w:frame="1"/>
-          <w14:ligatures w14:val="none"/>
-        </w:rPr>
-        <w:t>Q&amp;A (0)</w:t>
-      </w:r>
-    </w:p>
-    <w:p>
-      <w:pPr>
-        <w:pBdr>
-          <w:top w:val="single" w:sz="2" w:space="0" w:color="E6E6E6"/>
-          <w:left w:val="single" w:sz="2" w:space="0" w:color="E6E6E6"/>
-          <w:bottom w:val="single" w:sz="2" w:space="0" w:color="E6E6E6"/>
-          <w:right w:val="single" w:sz="2" w:space="0" w:color="E6E6E6"/>
-        </w:pBdr>
-        <w:shd w:val="clear" w:color="auto" w:fill="FFFFFF"/>
-        <w:spacing w:before="100" w:beforeAutospacing="1" w:after="100" w:afterAutospacing="1" w:line="360" w:lineRule="atLeast"/>
-        <w:rPr>
-          <w:rFonts w:ascii="Arial" w:eastAsia="Times New Roman" w:hAnsi="Arial" w:cs="Arial"/>
-          <w:kern w:val="0"/>
-          <w14:ligatures w14:val="none"/>
-        </w:rPr>
-      </w:pPr>
-      <w:r>
-        <w:rPr>
-          <w:rFonts w:ascii="Arial" w:eastAsia="Times New Roman" w:hAnsi="Arial" w:cs="Arial"/>
-          <w:kern w:val="0"/>
-          <w14:ligatures w14:val="none"/>
-        </w:rPr>
-        <w:t>Before you finish this tutorial, let’s take what you’ve reviewed and apply it to the image you evaluated.</w:t>
+        <w:t xml:space="preserve">Before you finish this </w:t>
+      </w:r>
+      <w:r>
+        <w:rPr>
+          <w:rFonts w:ascii="Arial" w:eastAsia="Times New Roman" w:hAnsi="Arial" w:cs="Arial"/>
+          <w:kern w:val="0"/>
+          <w14:ligatures w14:val="none"/>
+        </w:rPr>
+        <w:t>lab</w:t>
+      </w:r>
+      <w:r>
+        <w:rPr>
+          <w:rFonts w:ascii="Arial" w:eastAsia="Times New Roman" w:hAnsi="Arial" w:cs="Arial"/>
+          <w:kern w:val="0"/>
+          <w14:ligatures w14:val="none"/>
+        </w:rPr>
+        <w:t>, let’s take what you’ve reviewed and apply it to the image you evaluated.</w:t>
       </w:r>
     </w:p>
     <w:p>
@@ -3712,6 +3213,7 @@
           <w:kern w:val="0"/>
           <w14:ligatures w14:val="none"/>
         </w:rPr>
+        <w:lastRenderedPageBreak/>
         <w:t>How the lighting makes you feel? What sort of atmosphere does it evoke?</w:t>
       </w:r>
     </w:p>
@@ -4046,7 +3548,6 @@
           <w:kern w:val="0"/>
           <w14:ligatures w14:val="none"/>
         </w:rPr>
-        <w:lastRenderedPageBreak/>
         <w:t>There are no fixed correct answers for this extension of your previous image review, but you may have identified:</w:t>
       </w:r>
     </w:p>
@@ -4186,26 +3687,6 @@
     </w:p>
     <w:p>
       <w:pPr>
-        <w:shd w:val="clear" w:color="auto" w:fill="FFFFFF"/>
-        <w:spacing w:after="0" w:line="240" w:lineRule="auto"/>
-        <w:rPr>
-          <w:rFonts w:ascii="Times New Roman" w:eastAsia="Times New Roman" w:hAnsi="Times New Roman" w:cs="Times New Roman"/>
-          <w:kern w:val="0"/>
-          <w14:ligatures w14:val="none"/>
-        </w:rPr>
-      </w:pPr>
-      <w:r>
-        <w:rPr>
-          <w:rFonts w:ascii="Times New Roman" w:eastAsia="Times New Roman" w:hAnsi="Times New Roman" w:cs="Times New Roman"/>
-          <w:kern w:val="0"/>
-          <w:bdr w:val="single" w:sz="2" w:space="0" w:color="E6E6E6" w:frame="1"/>
-          <w14:ligatures w14:val="none"/>
-        </w:rPr>
-        <w:t>Mark step incomplete</w:t>
-      </w:r>
-    </w:p>
-    <w:p>
-      <w:pPr>
         <w:pBdr>
           <w:top w:val="single" w:sz="2" w:space="0" w:color="E6E6E6"/>
           <w:left w:val="single" w:sz="2" w:space="0" w:color="E6E6E6"/>
@@ -4238,31 +3719,6 @@
           <w14:ligatures w14:val="none"/>
         </w:rPr>
         <w:t>11. Next steps</w:t>
-      </w:r>
-    </w:p>
-    <w:p>
-      <w:pPr>
-        <w:shd w:val="clear" w:color="auto" w:fill="FFFFFF"/>
-        <w:spacing w:after="0" w:line="240" w:lineRule="auto"/>
-        <w:rPr>
-          <w:rFonts w:ascii="Times New Roman" w:eastAsia="Times New Roman" w:hAnsi="Times New Roman" w:cs="Times New Roman"/>
-          <w:kern w:val="0"/>
-          <w14:ligatures w14:val="none"/>
-        </w:rPr>
-      </w:pPr>
-      <w:r>
-        <w:rPr>
-          <w:rFonts w:ascii="Arial" w:eastAsia="Times New Roman" w:hAnsi="Arial" w:cs="Arial"/>
-          <w:b/>
-          <w:bCs/>
-          <w:spacing w:val="13"/>
-          <w:kern w:val="0"/>
-          <w:sz w:val="21"/>
-          <w:szCs w:val="21"/>
-          <w:bdr w:val="single" w:sz="2" w:space="0" w:color="E6E6E6" w:frame="1"/>
-          <w14:ligatures w14:val="none"/>
-        </w:rPr>
-        <w:t>Q&amp;A (0)</w:t>
       </w:r>
     </w:p>
     <w:p>
@@ -4302,7 +3758,7 @@
 </file>
 
 <file path=word/numbering.xml><?xml version="1.0" encoding="utf-8"?>
-<w:numbering xmlns:wpc="http://schemas.microsoft.com/office/word/2010/wordprocessingCanvas" xmlns:cx="http://schemas.microsoft.com/office/drawing/2014/chartex" xmlns:cx1="http://schemas.microsoft.com/office/drawing/2015/9/8/chartex" xmlns:cx2="http://schemas.microsoft.com/office/drawing/2015/10/21/chartex" xmlns:cx3="http://schemas.microsoft.com/office/drawing/2016/5/9/chartex" xmlns:cx4="http://schemas.microsoft.com/office/drawing/2016/5/10/chartex" xmlns:cx5="http://schemas.microsoft.com/office/drawing/2016/5/11/chartex" xmlns:cx6="http://schemas.microsoft.com/office/drawing/2016/5/12/chartex" xmlns:cx7="http://schemas.microsoft.com/office/drawing/2016/5/13/chartex" xmlns:cx8="http://schemas.microsoft.com/office/drawing/2016/5/14/chartex" xmlns:mc="http://schemas.openxmlformats.org/markup-compatibility/2006" xmlns:m="http://schemas.openxmlformats.org/officeDocument/2006/math" xmlns:aink="http://schemas.microsoft.com/office/drawing/2016/ink" xmlns:am3d="http://schemas.microsoft.com/office/drawing/2017/model3d" xmlns:oel="http://schemas.microsoft.com/office/2019/extlst" xmlns:r="http://schemas.openxmlformats.org/officeDocument/2006/relationships" xmlns:wp14="http://schemas.microsoft.com/office/word/2010/wordprocessingDrawing" xmlns:wp="http://schemas.openxmlformats.org/drawingml/2006/wordprocessingDrawing" xmlns:wpg="http://schemas.microsoft.com/office/word/2010/wordprocessingGroup" xmlns:wpi="http://schemas.microsoft.com/office/word/2010/wordprocessingInk" xmlns:wps="http://schemas.microsoft.com/office/word/2010/wordprocessingShape" xmlns:o="urn:schemas-microsoft-com:office:office" xmlns:v="urn:schemas-microsoft-com:vml" xmlns:w10="urn:schemas-microsoft-com:office:word" xmlns:w="http://schemas.openxmlformats.org/wordprocessingml/2006/main" xmlns:w14="http://schemas.microsoft.com/office/word/2010/wordml" xmlns:w15="http://schemas.microsoft.com/office/word/2012/wordml" xmlns:w16cex="http://schemas.microsoft.com/office/word/2018/wordml/cex" xmlns:w16cid="http://schemas.microsoft.com/office/word/2016/wordml/cid" xmlns:w16="http://schemas.microsoft.com/office/word/2018/wordml" xmlns:w16sdtdh="http://schemas.microsoft.com/office/word/2020/wordml/sdtdatahash" xmlns:w16sdtfl="http://schemas.microsoft.com/office/word/2024/wordml/sdtformatlock" xmlns:w16se="http://schemas.microsoft.com/office/word/2015/wordml/symex" xmlns:w16du="http://schemas.microsoft.com/office/word/2023/wordml/word16du" xmlns:wne="http://schemas.microsoft.com/office/word/2006/wordml" mc:Ignorable="w14 w15 w16se w16cid w16 w16cex w16sdtdh w16sdtfl w16du wp14">
+<w:numbering xmlns:wpc="http://schemas.microsoft.com/office/word/2010/wordprocessingCanvas" xmlns:cx="http://schemas.microsoft.com/office/drawing/2014/chartex" xmlns:cx1="http://schemas.microsoft.com/office/drawing/2015/9/8/chartex" xmlns:cx2="http://schemas.microsoft.com/office/drawing/2015/10/21/chartex" xmlns:cx3="http://schemas.microsoft.com/office/drawing/2016/5/9/chartex" xmlns:cx4="http://schemas.microsoft.com/office/drawing/2016/5/10/chartex" xmlns:cx5="http://schemas.microsoft.com/office/drawing/2016/5/11/chartex" xmlns:cx6="http://schemas.microsoft.com/office/drawing/2016/5/12/chartex" xmlns:cx7="http://schemas.microsoft.com/office/drawing/2016/5/13/chartex" xmlns:cx8="http://schemas.microsoft.com/office/drawing/2016/5/14/chartex" xmlns:mc="http://schemas.openxmlformats.org/markup-compatibility/2006" xmlns:aink="http://schemas.microsoft.com/office/drawing/2016/ink" xmlns:am3d="http://schemas.microsoft.com/office/drawing/2017/model3d" xmlns:o="urn:schemas-microsoft-com:office:office" xmlns:oel="http://schemas.microsoft.com/office/2019/extlst" xmlns:r="http://schemas.openxmlformats.org/officeDocument/2006/relationships" xmlns:m="http://schemas.openxmlformats.org/officeDocument/2006/math" xmlns:v="urn:schemas-microsoft-com:vml" xmlns:wp14="http://schemas.microsoft.com/office/word/2010/wordprocessingDrawing" xmlns:wp="http://schemas.openxmlformats.org/drawingml/2006/wordprocessingDrawing" xmlns:w10="urn:schemas-microsoft-com:office:word" xmlns:w="http://schemas.openxmlformats.org/wordprocessingml/2006/main" xmlns:w14="http://schemas.microsoft.com/office/word/2010/wordml" xmlns:w15="http://schemas.microsoft.com/office/word/2012/wordml" xmlns:w16cex="http://schemas.microsoft.com/office/word/2018/wordml/cex" xmlns:w16cid="http://schemas.microsoft.com/office/word/2016/wordml/cid" xmlns:w16="http://schemas.microsoft.com/office/word/2018/wordml" xmlns:w16du="http://schemas.microsoft.com/office/word/2023/wordml/word16du" xmlns:w16sdtdh="http://schemas.microsoft.com/office/word/2020/wordml/sdtdatahash" xmlns:w16sdtfl="http://schemas.microsoft.com/office/word/2024/wordml/sdtformatlock" xmlns:w16se="http://schemas.microsoft.com/office/word/2015/wordml/symex" xmlns:wpg="http://schemas.microsoft.com/office/word/2010/wordprocessingGroup" xmlns:wpi="http://schemas.microsoft.com/office/word/2010/wordprocessingInk" xmlns:wne="http://schemas.microsoft.com/office/word/2006/wordml" xmlns:wps="http://schemas.microsoft.com/office/word/2010/wordprocessingShape" mc:Ignorable="w14 w15 w16se w16cid w16 w16cex w16sdtdh w16sdtfl w16du wp14">
   <w:abstractNum w:abstractNumId="0" w15:restartNumberingAfterBreak="0">
     <w:nsid w:val="008C2D40"/>
     <w:multiLevelType w:val="multilevel"/>
@@ -5827,7 +5283,7 @@
 </file>
 
 <file path=word/styles.xml><?xml version="1.0" encoding="utf-8"?>
-<w:styles xmlns:mc="http://schemas.openxmlformats.org/markup-compatibility/2006" xmlns:r="http://schemas.openxmlformats.org/officeDocument/2006/relationships" xmlns:w="http://schemas.openxmlformats.org/wordprocessingml/2006/main" xmlns:w14="http://schemas.microsoft.com/office/word/2010/wordml" xmlns:w15="http://schemas.microsoft.com/office/word/2012/wordml" xmlns:w16cex="http://schemas.microsoft.com/office/word/2018/wordml/cex" xmlns:w16cid="http://schemas.microsoft.com/office/word/2016/wordml/cid" xmlns:w16="http://schemas.microsoft.com/office/word/2018/wordml" xmlns:w16sdtdh="http://schemas.microsoft.com/office/word/2020/wordml/sdtdatahash" xmlns:w16sdtfl="http://schemas.microsoft.com/office/word/2024/wordml/sdtformatlock" xmlns:w16se="http://schemas.microsoft.com/office/word/2015/wordml/symex" xmlns:w16du="http://schemas.microsoft.com/office/word/2023/wordml/word16du" mc:Ignorable="w14 w15 w16se w16cid w16 w16cex w16sdtdh w16sdtfl w16du">
+<w:styles xmlns:mc="http://schemas.openxmlformats.org/markup-compatibility/2006" xmlns:r="http://schemas.openxmlformats.org/officeDocument/2006/relationships" xmlns:w="http://schemas.openxmlformats.org/wordprocessingml/2006/main" xmlns:w14="http://schemas.microsoft.com/office/word/2010/wordml" xmlns:w15="http://schemas.microsoft.com/office/word/2012/wordml" xmlns:w16cex="http://schemas.microsoft.com/office/word/2018/wordml/cex" xmlns:w16cid="http://schemas.microsoft.com/office/word/2016/wordml/cid" xmlns:w16="http://schemas.microsoft.com/office/word/2018/wordml" xmlns:w16du="http://schemas.microsoft.com/office/word/2023/wordml/word16du" xmlns:w16sdtdh="http://schemas.microsoft.com/office/word/2020/wordml/sdtdatahash" xmlns:w16sdtfl="http://schemas.microsoft.com/office/word/2024/wordml/sdtformatlock" xmlns:w16se="http://schemas.microsoft.com/office/word/2015/wordml/symex" mc:Ignorable="w14 w15 w16se w16cid w16 w16cex w16sdtdh w16sdtfl w16du">
   <w:docDefaults>
     <w:rPrDefault>
       <w:rPr>
